--- a/ProjectBrief.docx
+++ b/ProjectBrief.docx
@@ -2,7 +2,1041 @@
 <file path=word/document.xml><?xml version="1.0" encoding="utf-8"?>
 <w:document xmlns:wpc="http://schemas.microsoft.com/office/word/2010/wordprocessingCanvas" xmlns:cx="http://schemas.microsoft.com/office/drawing/2014/chartex" xmlns:cx1="http://schemas.microsoft.com/office/drawing/2015/9/8/chartex" xmlns:cx2="http://schemas.microsoft.com/office/drawing/2015/10/21/chartex" xmlns:cx3="http://schemas.microsoft.com/office/drawing/2016/5/9/chartex" xmlns:cx4="http://schemas.microsoft.com/office/drawing/2016/5/10/chartex" xmlns:cx5="http://schemas.microsoft.com/office/drawing/2016/5/11/chartex" xmlns:cx6="http://schemas.microsoft.com/office/drawing/2016/5/12/chartex" xmlns:cx7="http://schemas.microsoft.com/office/drawing/2016/5/13/chartex" xmlns:cx8="http://schemas.microsoft.com/office/drawing/2016/5/14/chartex" xmlns:mc="http://schemas.openxmlformats.org/markup-compatibility/2006" xmlns:aink="http://schemas.microsoft.com/office/drawing/2016/ink" xmlns:am3d="http://schemas.microsoft.com/office/drawing/2017/model3d" xmlns:o="urn:schemas-microsoft-com:office:office" xmlns:oel="http://schemas.microsoft.com/office/2019/extlst" xmlns:r="http://schemas.openxmlformats.org/officeDocument/2006/relationships" xmlns:m="http://schemas.openxmlformats.org/officeDocument/2006/math" xmlns:v="urn:schemas-microsoft-com:vml" xmlns:wp14="http://schemas.microsoft.com/office/word/2010/wordprocessingDrawing" xmlns:wp="http://schemas.openxmlformats.org/drawingml/2006/wordprocessingDrawing" xmlns:w10="urn:schemas-microsoft-com:office:word" xmlns:w="http://schemas.openxmlformats.org/wordprocessingml/2006/main" xmlns:w14="http://schemas.microsoft.com/office/word/2010/wordml" xmlns:w15="http://schemas.microsoft.com/office/word/2012/wordml" xmlns:w16cex="http://schemas.microsoft.com/office/word/2018/wordml/cex" xmlns:w16cid="http://schemas.microsoft.com/office/word/2016/wordml/cid" xmlns:w16="http://schemas.microsoft.com/office/word/2018/wordml" xmlns:w16du="http://schemas.microsoft.com/office/word/2023/wordml/word16du" xmlns:w16sdtdh="http://schemas.microsoft.com/office/word/2020/wordml/sdtdatahash" xmlns:w16sdtfl="http://schemas.microsoft.com/office/word/2024/wordml/sdtformatlock" xmlns:w16se="http://schemas.microsoft.com/office/word/2015/wordml/symex" xmlns:wpg="http://schemas.microsoft.com/office/word/2010/wordprocessingGroup" xmlns:wpi="http://schemas.microsoft.com/office/word/2010/wordprocessingInk" xmlns:wne="http://schemas.microsoft.com/office/word/2006/wordml" xmlns:wps="http://schemas.microsoft.com/office/word/2010/wordprocessingShape" mc:Ignorable="w14 w15 w16se w16cid w16 w16cex w16sdtdh w16sdtfl w16du wp14">
   <w:body>
-    <w:p/>
+    <w:p>
+      <w:pPr>
+        <w:spacing w:line="480" w:lineRule="auto"/>
+        <w:jc w:val="center"/>
+        <w:rPr>
+          <w:rFonts w:ascii="Times New Roman" w:hAnsi="Times New Roman" w:cs="Times New Roman"/>
+          <w:b/>
+          <w:bCs/>
+        </w:rPr>
+      </w:pPr>
+      <w:r>
+        <w:rPr>
+          <w:rFonts w:ascii="Times New Roman" w:hAnsi="Times New Roman" w:cs="Times New Roman"/>
+          <w:b/>
+          <w:bCs/>
+        </w:rPr>
+        <w:t>FINAL PROJECT BRIEF</w:t>
+      </w:r>
+    </w:p>
+    <w:p>
+      <w:pPr>
+        <w:spacing w:line="480" w:lineRule="auto"/>
+        <w:jc w:val="center"/>
+        <w:rPr>
+          <w:rFonts w:ascii="Times New Roman" w:hAnsi="Times New Roman" w:cs="Times New Roman"/>
+        </w:rPr>
+      </w:pPr>
+      <w:r>
+        <w:rPr>
+          <w:rFonts w:ascii="Times New Roman" w:hAnsi="Times New Roman" w:cs="Times New Roman"/>
+        </w:rPr>
+        <w:t>Group Members:</w:t>
+      </w:r>
+    </w:p>
+    <w:p>
+      <w:pPr>
+        <w:spacing w:line="480" w:lineRule="auto"/>
+        <w:jc w:val="center"/>
+        <w:rPr>
+          <w:rFonts w:ascii="Times New Roman" w:hAnsi="Times New Roman" w:cs="Times New Roman"/>
+        </w:rPr>
+      </w:pPr>
+      <w:r>
+        <w:rPr>
+          <w:rFonts w:ascii="Times New Roman" w:hAnsi="Times New Roman" w:cs="Times New Roman"/>
+        </w:rPr>
+        <w:t>TANG Huyming</w:t>
+      </w:r>
+    </w:p>
+    <w:p>
+      <w:pPr>
+        <w:spacing w:line="480" w:lineRule="auto"/>
+        <w:jc w:val="center"/>
+        <w:rPr>
+          <w:rFonts w:ascii="Times New Roman" w:hAnsi="Times New Roman" w:cs="Times New Roman"/>
+        </w:rPr>
+      </w:pPr>
+      <w:r>
+        <w:rPr>
+          <w:rFonts w:ascii="Times New Roman" w:hAnsi="Times New Roman" w:cs="Times New Roman"/>
+        </w:rPr>
+        <w:t xml:space="preserve">BUN </w:t>
+      </w:r>
+      <w:proofErr w:type="spellStart"/>
+      <w:r>
+        <w:rPr>
+          <w:rFonts w:ascii="Times New Roman" w:hAnsi="Times New Roman" w:cs="Times New Roman"/>
+        </w:rPr>
+        <w:t>Kimsean</w:t>
+      </w:r>
+      <w:proofErr w:type="spellEnd"/>
+    </w:p>
+    <w:p>
+      <w:pPr>
+        <w:spacing w:line="480" w:lineRule="auto"/>
+        <w:jc w:val="center"/>
+        <w:rPr>
+          <w:rFonts w:ascii="Times New Roman" w:hAnsi="Times New Roman" w:cs="Times New Roman"/>
+        </w:rPr>
+      </w:pPr>
+      <w:r>
+        <w:rPr>
+          <w:rFonts w:ascii="Times New Roman" w:hAnsi="Times New Roman" w:cs="Times New Roman"/>
+        </w:rPr>
+        <w:t xml:space="preserve">HOEU </w:t>
+      </w:r>
+      <w:proofErr w:type="spellStart"/>
+      <w:r>
+        <w:rPr>
+          <w:rFonts w:ascii="Times New Roman" w:hAnsi="Times New Roman" w:cs="Times New Roman"/>
+        </w:rPr>
+        <w:t>Tiangkimhong</w:t>
+      </w:r>
+      <w:proofErr w:type="spellEnd"/>
+    </w:p>
+    <w:p>
+      <w:pPr>
+        <w:spacing w:line="480" w:lineRule="auto"/>
+        <w:jc w:val="center"/>
+        <w:rPr>
+          <w:rFonts w:ascii="Times New Roman" w:hAnsi="Times New Roman" w:cs="Times New Roman"/>
+        </w:rPr>
+      </w:pPr>
+      <w:r>
+        <w:rPr>
+          <w:rFonts w:ascii="Times New Roman" w:hAnsi="Times New Roman" w:cs="Times New Roman"/>
+        </w:rPr>
+        <w:t>Professor: Joe Chea</w:t>
+      </w:r>
+    </w:p>
+    <w:p>
+      <w:pPr>
+        <w:spacing w:line="480" w:lineRule="auto"/>
+        <w:jc w:val="center"/>
+        <w:rPr>
+          <w:rFonts w:ascii="Times New Roman" w:hAnsi="Times New Roman" w:cs="Times New Roman"/>
+        </w:rPr>
+      </w:pPr>
+      <w:r>
+        <w:rPr>
+          <w:rFonts w:ascii="Times New Roman" w:hAnsi="Times New Roman" w:cs="Times New Roman"/>
+        </w:rPr>
+        <w:t xml:space="preserve">Course: INF 651 </w:t>
+      </w:r>
+      <w:r>
+        <w:rPr>
+          <w:rFonts w:ascii="Times New Roman" w:hAnsi="Times New Roman" w:cs="Times New Roman"/>
+        </w:rPr>
+        <w:t>–</w:t>
+      </w:r>
+      <w:r>
+        <w:rPr>
+          <w:rFonts w:ascii="Times New Roman" w:hAnsi="Times New Roman" w:cs="Times New Roman"/>
+        </w:rPr>
+        <w:t xml:space="preserve"> </w:t>
+      </w:r>
+      <w:r>
+        <w:rPr>
+          <w:rFonts w:ascii="Times New Roman" w:hAnsi="Times New Roman" w:cs="Times New Roman"/>
+        </w:rPr>
+        <w:t>001</w:t>
+      </w:r>
+    </w:p>
+    <w:p>
+      <w:pPr>
+        <w:spacing w:line="480" w:lineRule="auto"/>
+        <w:jc w:val="center"/>
+        <w:rPr>
+          <w:rFonts w:ascii="Times New Roman" w:hAnsi="Times New Roman" w:cs="Times New Roman"/>
+        </w:rPr>
+      </w:pPr>
+      <w:r>
+        <w:rPr>
+          <w:rFonts w:ascii="Times New Roman" w:hAnsi="Times New Roman" w:cs="Times New Roman"/>
+        </w:rPr>
+        <w:t>Due Date: Dec 1st, 2025</w:t>
+      </w:r>
+    </w:p>
+    <w:p>
+      <w:pPr>
+        <w:rPr>
+          <w:rFonts w:ascii="Times New Roman" w:hAnsi="Times New Roman" w:cs="Times New Roman"/>
+        </w:rPr>
+      </w:pPr>
+      <w:r>
+        <w:rPr>
+          <w:rFonts w:ascii="Times New Roman" w:hAnsi="Times New Roman" w:cs="Times New Roman"/>
+        </w:rPr>
+        <w:br w:type="page"/>
+      </w:r>
+    </w:p>
+    <w:p>
+      <w:pPr>
+        <w:spacing w:line="480" w:lineRule="auto"/>
+        <w:jc w:val="center"/>
+        <w:rPr>
+          <w:rFonts w:ascii="Times New Roman" w:hAnsi="Times New Roman" w:cs="Times New Roman"/>
+          <w:b/>
+          <w:bCs/>
+        </w:rPr>
+      </w:pPr>
+      <w:r>
+        <w:rPr>
+          <w:rFonts w:ascii="Times New Roman" w:hAnsi="Times New Roman" w:cs="Times New Roman"/>
+          <w:b/>
+          <w:bCs/>
+        </w:rPr>
+        <w:lastRenderedPageBreak/>
+        <w:t>Introductio</w:t>
+      </w:r>
+      <w:r>
+        <w:rPr>
+          <w:rFonts w:ascii="Times New Roman" w:hAnsi="Times New Roman" w:cs="Times New Roman"/>
+          <w:b/>
+          <w:bCs/>
+        </w:rPr>
+        <w:t>n</w:t>
+      </w:r>
+    </w:p>
+    <w:p>
+      <w:pPr>
+        <w:spacing w:line="480" w:lineRule="auto"/>
+        <w:ind w:firstLine="720"/>
+        <w:rPr>
+          <w:rFonts w:ascii="Times New Roman" w:hAnsi="Times New Roman" w:cs="Times New Roman"/>
+        </w:rPr>
+      </w:pPr>
+      <w:r>
+        <w:rPr>
+          <w:rFonts w:ascii="Times New Roman" w:hAnsi="Times New Roman" w:cs="Times New Roman"/>
+        </w:rPr>
+        <w:t>Have you ever played</w:t>
+      </w:r>
+      <w:r>
+        <w:rPr>
+          <w:rFonts w:ascii="Times New Roman" w:hAnsi="Times New Roman" w:cs="Times New Roman"/>
+        </w:rPr>
+        <w:t xml:space="preserve"> a game called</w:t>
+      </w:r>
+      <w:r>
+        <w:rPr>
+          <w:rFonts w:ascii="Times New Roman" w:hAnsi="Times New Roman" w:cs="Times New Roman"/>
+        </w:rPr>
+        <w:t xml:space="preserve"> </w:t>
+      </w:r>
+      <w:r>
+        <w:rPr>
+          <w:rFonts w:ascii="Times New Roman" w:hAnsi="Times New Roman" w:cs="Times New Roman"/>
+        </w:rPr>
+        <w:t>“T</w:t>
+      </w:r>
+      <w:r>
+        <w:rPr>
+          <w:rFonts w:ascii="Times New Roman" w:hAnsi="Times New Roman" w:cs="Times New Roman"/>
+        </w:rPr>
+        <w:t>he Typing of The Dead</w:t>
+      </w:r>
+      <w:r>
+        <w:rPr>
+          <w:rFonts w:ascii="Times New Roman" w:hAnsi="Times New Roman" w:cs="Times New Roman"/>
+        </w:rPr>
+        <w:t>”</w:t>
+      </w:r>
+      <w:r>
+        <w:rPr>
+          <w:rFonts w:ascii="Times New Roman" w:hAnsi="Times New Roman" w:cs="Times New Roman"/>
+        </w:rPr>
+        <w:t xml:space="preserve">? </w:t>
+      </w:r>
+      <w:r>
+        <w:rPr>
+          <w:rFonts w:ascii="Times New Roman" w:hAnsi="Times New Roman" w:cs="Times New Roman"/>
+        </w:rPr>
+        <w:t>It is a zombie</w:t>
+      </w:r>
+      <w:r>
+        <w:rPr>
+          <w:rFonts w:ascii="Times New Roman" w:hAnsi="Times New Roman" w:cs="Times New Roman"/>
+        </w:rPr>
+        <w:t>-</w:t>
+      </w:r>
+      <w:r>
+        <w:rPr>
+          <w:rFonts w:ascii="Times New Roman" w:hAnsi="Times New Roman" w:cs="Times New Roman"/>
+        </w:rPr>
+        <w:t xml:space="preserve">shooter game where you type to shoot </w:t>
+      </w:r>
+      <w:r>
+        <w:rPr>
+          <w:rFonts w:ascii="Times New Roman" w:hAnsi="Times New Roman" w:cs="Times New Roman"/>
+        </w:rPr>
+        <w:t xml:space="preserve">the undead </w:t>
+      </w:r>
+      <w:r>
+        <w:rPr>
+          <w:rFonts w:ascii="Times New Roman" w:hAnsi="Times New Roman" w:cs="Times New Roman"/>
+        </w:rPr>
+        <w:t xml:space="preserve">instead </w:t>
+      </w:r>
+      <w:r>
+        <w:rPr>
+          <w:rFonts w:ascii="Times New Roman" w:hAnsi="Times New Roman" w:cs="Times New Roman"/>
+        </w:rPr>
+        <w:t xml:space="preserve">of </w:t>
+      </w:r>
+      <w:r>
+        <w:rPr>
+          <w:rFonts w:ascii="Times New Roman" w:hAnsi="Times New Roman" w:cs="Times New Roman"/>
+        </w:rPr>
+        <w:t xml:space="preserve">using a laser toy gun to do so. </w:t>
+      </w:r>
+      <w:r>
+        <w:rPr>
+          <w:rFonts w:ascii="Times New Roman" w:hAnsi="Times New Roman" w:cs="Times New Roman"/>
+        </w:rPr>
+        <w:t>Inside that game, there is a boss called “The Tower”, which is a</w:t>
+      </w:r>
+      <w:r>
+        <w:rPr>
+          <w:rFonts w:ascii="Times New Roman" w:hAnsi="Times New Roman" w:cs="Times New Roman"/>
+        </w:rPr>
+        <w:t xml:space="preserve"> terrifying</w:t>
+      </w:r>
+      <w:r>
+        <w:rPr>
+          <w:rFonts w:ascii="Times New Roman" w:hAnsi="Times New Roman" w:cs="Times New Roman"/>
+        </w:rPr>
+        <w:t xml:space="preserve"> three</w:t>
+      </w:r>
+      <w:r>
+        <w:rPr>
+          <w:rFonts w:ascii="Times New Roman" w:hAnsi="Times New Roman" w:cs="Times New Roman"/>
+        </w:rPr>
+        <w:t>-</w:t>
+      </w:r>
+      <w:r>
+        <w:rPr>
+          <w:rFonts w:ascii="Times New Roman" w:hAnsi="Times New Roman" w:cs="Times New Roman"/>
+        </w:rPr>
+        <w:t>headed hydra</w:t>
+      </w:r>
+      <w:r>
+        <w:rPr>
+          <w:rFonts w:ascii="Times New Roman" w:hAnsi="Times New Roman" w:cs="Times New Roman"/>
+        </w:rPr>
+        <w:t xml:space="preserve">. </w:t>
+      </w:r>
+      <w:r>
+        <w:rPr>
+          <w:rFonts w:ascii="Times New Roman" w:hAnsi="Times New Roman" w:cs="Times New Roman"/>
+        </w:rPr>
+        <w:t xml:space="preserve">The Tower would </w:t>
+      </w:r>
+      <w:r>
+        <w:rPr>
+          <w:rFonts w:ascii="Times New Roman" w:hAnsi="Times New Roman" w:cs="Times New Roman"/>
+        </w:rPr>
+        <w:t>begin</w:t>
+      </w:r>
+      <w:r>
+        <w:rPr>
+          <w:rFonts w:ascii="Times New Roman" w:hAnsi="Times New Roman" w:cs="Times New Roman"/>
+        </w:rPr>
+        <w:t xml:space="preserve"> with a question, and the player </w:t>
+      </w:r>
+      <w:r>
+        <w:rPr>
+          <w:rFonts w:ascii="Times New Roman" w:hAnsi="Times New Roman" w:cs="Times New Roman"/>
+        </w:rPr>
+        <w:t xml:space="preserve">must type the correct answer </w:t>
+      </w:r>
+      <w:r>
+        <w:rPr>
+          <w:rFonts w:ascii="Times New Roman" w:hAnsi="Times New Roman" w:cs="Times New Roman"/>
+        </w:rPr>
+        <w:t xml:space="preserve">to deal damage to </w:t>
+      </w:r>
+      <w:r>
+        <w:rPr>
+          <w:rFonts w:ascii="Times New Roman" w:hAnsi="Times New Roman" w:cs="Times New Roman"/>
+        </w:rPr>
+        <w:t>it</w:t>
+      </w:r>
+      <w:r>
+        <w:rPr>
+          <w:rFonts w:ascii="Times New Roman" w:hAnsi="Times New Roman" w:cs="Times New Roman"/>
+        </w:rPr>
+        <w:t xml:space="preserve">. Our final project for </w:t>
+      </w:r>
+      <w:r>
+        <w:rPr>
+          <w:rFonts w:ascii="Times New Roman" w:hAnsi="Times New Roman" w:cs="Times New Roman"/>
+        </w:rPr>
+        <w:t xml:space="preserve">this course is heavily based on both the game and its serpentine boss. We call it </w:t>
+      </w:r>
+      <w:r>
+        <w:rPr>
+          <w:rFonts w:ascii="Times New Roman" w:hAnsi="Times New Roman" w:cs="Times New Roman"/>
+        </w:rPr>
+        <w:t>“</w:t>
+      </w:r>
+      <w:r>
+        <w:rPr>
+          <w:rFonts w:ascii="Times New Roman" w:hAnsi="Times New Roman" w:cs="Times New Roman"/>
+        </w:rPr>
+        <w:t>Type or Perish!</w:t>
+      </w:r>
+      <w:r>
+        <w:rPr>
+          <w:rFonts w:ascii="Times New Roman" w:hAnsi="Times New Roman" w:cs="Times New Roman"/>
+        </w:rPr>
+        <w:t>”</w:t>
+      </w:r>
+    </w:p>
+    <w:p>
+      <w:pPr>
+        <w:spacing w:line="480" w:lineRule="auto"/>
+        <w:jc w:val="center"/>
+        <w:rPr>
+          <w:rFonts w:ascii="Times New Roman" w:hAnsi="Times New Roman" w:cs="Times New Roman"/>
+          <w:b/>
+          <w:bCs/>
+        </w:rPr>
+      </w:pPr>
+      <w:r>
+        <w:rPr>
+          <w:rFonts w:ascii="Times New Roman" w:hAnsi="Times New Roman" w:cs="Times New Roman"/>
+          <w:b/>
+          <w:bCs/>
+        </w:rPr>
+        <w:t xml:space="preserve">Approach </w:t>
+      </w:r>
+      <w:r>
+        <w:rPr>
+          <w:rFonts w:ascii="Times New Roman" w:hAnsi="Times New Roman" w:cs="Times New Roman"/>
+          <w:b/>
+          <w:bCs/>
+        </w:rPr>
+        <w:t>t</w:t>
+      </w:r>
+      <w:r>
+        <w:rPr>
+          <w:rFonts w:ascii="Times New Roman" w:hAnsi="Times New Roman" w:cs="Times New Roman"/>
+          <w:b/>
+          <w:bCs/>
+        </w:rPr>
+        <w:t xml:space="preserve">o </w:t>
+      </w:r>
+      <w:r>
+        <w:rPr>
+          <w:rFonts w:ascii="Times New Roman" w:hAnsi="Times New Roman" w:cs="Times New Roman"/>
+          <w:b/>
+          <w:bCs/>
+        </w:rPr>
+        <w:t>the</w:t>
+      </w:r>
+      <w:r>
+        <w:rPr>
+          <w:rFonts w:ascii="Times New Roman" w:hAnsi="Times New Roman" w:cs="Times New Roman"/>
+          <w:b/>
+          <w:bCs/>
+        </w:rPr>
+        <w:t xml:space="preserve"> Project</w:t>
+      </w:r>
+    </w:p>
+    <w:p>
+      <w:pPr>
+        <w:spacing w:line="480" w:lineRule="auto"/>
+        <w:ind w:firstLine="720"/>
+        <w:rPr>
+          <w:rFonts w:ascii="Times New Roman" w:hAnsi="Times New Roman" w:cs="Times New Roman"/>
+        </w:rPr>
+      </w:pPr>
+      <w:r>
+        <w:rPr>
+          <w:rFonts w:ascii="Times New Roman" w:hAnsi="Times New Roman" w:cs="Times New Roman"/>
+        </w:rPr>
+        <w:t xml:space="preserve">This project contains a total of </w:t>
+      </w:r>
+      <w:r>
+        <w:rPr>
+          <w:rFonts w:ascii="Times New Roman" w:hAnsi="Times New Roman" w:cs="Times New Roman"/>
+        </w:rPr>
+        <w:t xml:space="preserve">four phases: Ideation, Designing, Developing, and Hosting. </w:t>
+      </w:r>
+      <w:r>
+        <w:rPr>
+          <w:rFonts w:ascii="Times New Roman" w:hAnsi="Times New Roman" w:cs="Times New Roman"/>
+        </w:rPr>
+        <w:t xml:space="preserve">During the ideation phase, everyone </w:t>
+      </w:r>
+      <w:r>
+        <w:rPr>
+          <w:rFonts w:ascii="Times New Roman" w:hAnsi="Times New Roman" w:cs="Times New Roman"/>
+        </w:rPr>
+        <w:t xml:space="preserve">was </w:t>
+      </w:r>
+      <w:r>
+        <w:rPr>
+          <w:rFonts w:ascii="Times New Roman" w:hAnsi="Times New Roman" w:cs="Times New Roman"/>
+        </w:rPr>
+        <w:t xml:space="preserve">brainstorming </w:t>
+      </w:r>
+      <w:r>
+        <w:rPr>
+          <w:rFonts w:ascii="Times New Roman" w:hAnsi="Times New Roman" w:cs="Times New Roman"/>
+        </w:rPr>
+        <w:t>for what they want</w:t>
+      </w:r>
+      <w:r>
+        <w:rPr>
+          <w:rFonts w:ascii="Times New Roman" w:hAnsi="Times New Roman" w:cs="Times New Roman"/>
+        </w:rPr>
+        <w:t>ed</w:t>
+      </w:r>
+      <w:r>
+        <w:rPr>
+          <w:rFonts w:ascii="Times New Roman" w:hAnsi="Times New Roman" w:cs="Times New Roman"/>
+        </w:rPr>
+        <w:t xml:space="preserve"> the final project to be about.</w:t>
+      </w:r>
+      <w:r>
+        <w:rPr>
+          <w:rFonts w:ascii="Times New Roman" w:hAnsi="Times New Roman" w:cs="Times New Roman"/>
+        </w:rPr>
+        <w:t xml:space="preserve"> The base idea was a trivia game</w:t>
+      </w:r>
+      <w:r>
+        <w:rPr>
+          <w:rFonts w:ascii="Times New Roman" w:hAnsi="Times New Roman" w:cs="Times New Roman"/>
+        </w:rPr>
+        <w:t>, and after about half a day, everyone agreed to make a typing game</w:t>
+      </w:r>
+      <w:r>
+        <w:rPr>
+          <w:rFonts w:ascii="Times New Roman" w:hAnsi="Times New Roman" w:cs="Times New Roman"/>
+        </w:rPr>
+        <w:t xml:space="preserve"> based on another game called “The Typing of The Dead”. </w:t>
+      </w:r>
+    </w:p>
+    <w:p>
+      <w:pPr>
+        <w:spacing w:line="480" w:lineRule="auto"/>
+        <w:ind w:firstLine="720"/>
+        <w:rPr>
+          <w:rFonts w:ascii="Times New Roman" w:hAnsi="Times New Roman" w:cs="Times New Roman"/>
+        </w:rPr>
+      </w:pPr>
+      <w:r>
+        <w:rPr>
+          <w:rFonts w:ascii="Times New Roman" w:hAnsi="Times New Roman" w:cs="Times New Roman"/>
+        </w:rPr>
+        <w:t>After this agreement, everyone moved towards the design phase. This phase</w:t>
+      </w:r>
+      <w:r>
+        <w:rPr>
+          <w:rFonts w:ascii="Times New Roman" w:hAnsi="Times New Roman" w:cs="Times New Roman"/>
+        </w:rPr>
+        <w:t xml:space="preserve"> was all about UI/UX</w:t>
+      </w:r>
+      <w:r>
+        <w:rPr>
+          <w:rFonts w:ascii="Times New Roman" w:hAnsi="Times New Roman" w:cs="Times New Roman"/>
+        </w:rPr>
+        <w:t xml:space="preserve">, low fidelity, and </w:t>
+      </w:r>
+      <w:r>
+        <w:rPr>
+          <w:rFonts w:ascii="Times New Roman" w:hAnsi="Times New Roman" w:cs="Times New Roman"/>
+        </w:rPr>
+        <w:t xml:space="preserve">high-fidelity </w:t>
+      </w:r>
+      <w:r>
+        <w:rPr>
+          <w:rFonts w:ascii="Times New Roman" w:hAnsi="Times New Roman" w:cs="Times New Roman"/>
+        </w:rPr>
+        <w:t>wireframes.</w:t>
+      </w:r>
+      <w:r>
+        <w:rPr>
+          <w:rFonts w:ascii="Times New Roman" w:hAnsi="Times New Roman" w:cs="Times New Roman"/>
+        </w:rPr>
+        <w:t xml:space="preserve"> The UI and UX </w:t>
+      </w:r>
+      <w:r>
+        <w:rPr>
+          <w:rFonts w:ascii="Times New Roman" w:hAnsi="Times New Roman" w:cs="Times New Roman"/>
+        </w:rPr>
+        <w:t>were coordinated by everyone. If there was a part of the design that didn’t look good</w:t>
+      </w:r>
+      <w:r>
+        <w:rPr>
+          <w:rFonts w:ascii="Times New Roman" w:hAnsi="Times New Roman" w:cs="Times New Roman"/>
+        </w:rPr>
+        <w:t xml:space="preserve"> or wasn’t intuitive</w:t>
+      </w:r>
+      <w:r>
+        <w:rPr>
+          <w:rFonts w:ascii="Times New Roman" w:hAnsi="Times New Roman" w:cs="Times New Roman"/>
+        </w:rPr>
+        <w:t xml:space="preserve">, it had to be remade. </w:t>
+      </w:r>
+      <w:r>
+        <w:rPr>
+          <w:rFonts w:ascii="Times New Roman" w:hAnsi="Times New Roman" w:cs="Times New Roman"/>
+        </w:rPr>
+        <w:t xml:space="preserve">After that, everyone developed their own low-fidelity wireframes. These were done using pencils and </w:t>
+      </w:r>
+      <w:r>
+        <w:rPr>
+          <w:rFonts w:ascii="Times New Roman" w:hAnsi="Times New Roman" w:cs="Times New Roman"/>
+        </w:rPr>
+        <w:t>paper</w:t>
+      </w:r>
+      <w:r>
+        <w:rPr>
+          <w:rFonts w:ascii="Times New Roman" w:hAnsi="Times New Roman" w:cs="Times New Roman"/>
+        </w:rPr>
+        <w:t>. Afterwards, everyone contributed to the high-fidelity designs using Figma.</w:t>
+      </w:r>
+    </w:p>
+    <w:p>
+      <w:pPr>
+        <w:spacing w:line="480" w:lineRule="auto"/>
+        <w:ind w:firstLine="720"/>
+        <w:rPr>
+          <w:rFonts w:ascii="Times New Roman" w:hAnsi="Times New Roman" w:cs="Times New Roman"/>
+        </w:rPr>
+      </w:pPr>
+      <w:r>
+        <w:rPr>
+          <w:rFonts w:ascii="Times New Roman" w:hAnsi="Times New Roman" w:cs="Times New Roman"/>
+        </w:rPr>
+        <w:t xml:space="preserve">Moving on to the development phase, everyone was assigned one or two pages to complete. Firstly, </w:t>
+      </w:r>
+      <w:proofErr w:type="spellStart"/>
+      <w:r>
+        <w:rPr>
+          <w:rFonts w:ascii="Times New Roman" w:hAnsi="Times New Roman" w:cs="Times New Roman"/>
+        </w:rPr>
+        <w:t>Huying</w:t>
+      </w:r>
+      <w:proofErr w:type="spellEnd"/>
+      <w:r>
+        <w:rPr>
+          <w:rFonts w:ascii="Times New Roman" w:hAnsi="Times New Roman" w:cs="Times New Roman"/>
+        </w:rPr>
+        <w:t xml:space="preserve"> </w:t>
+      </w:r>
+      <w:r>
+        <w:rPr>
+          <w:rFonts w:ascii="Times New Roman" w:hAnsi="Times New Roman" w:cs="Times New Roman"/>
+        </w:rPr>
+        <w:t>developed</w:t>
+      </w:r>
+      <w:r>
+        <w:rPr>
+          <w:rFonts w:ascii="Times New Roman" w:hAnsi="Times New Roman" w:cs="Times New Roman"/>
+        </w:rPr>
+        <w:t xml:space="preserve"> the Home, and About Us page. Secondly, </w:t>
+      </w:r>
+      <w:proofErr w:type="spellStart"/>
+      <w:r>
+        <w:rPr>
+          <w:rFonts w:ascii="Times New Roman" w:hAnsi="Times New Roman" w:cs="Times New Roman"/>
+        </w:rPr>
+        <w:t>Kimsean</w:t>
+      </w:r>
+      <w:proofErr w:type="spellEnd"/>
+      <w:r>
+        <w:rPr>
+          <w:rFonts w:ascii="Times New Roman" w:hAnsi="Times New Roman" w:cs="Times New Roman"/>
+        </w:rPr>
+        <w:t xml:space="preserve"> did the </w:t>
+      </w:r>
+      <w:r>
+        <w:rPr>
+          <w:rFonts w:ascii="Times New Roman" w:hAnsi="Times New Roman" w:cs="Times New Roman"/>
+        </w:rPr>
+        <w:t>Game</w:t>
+      </w:r>
+      <w:r>
+        <w:rPr>
+          <w:rFonts w:ascii="Times New Roman" w:hAnsi="Times New Roman" w:cs="Times New Roman"/>
+        </w:rPr>
+        <w:t xml:space="preserve"> page. And lastly, </w:t>
+      </w:r>
+      <w:proofErr w:type="spellStart"/>
+      <w:r>
+        <w:rPr>
+          <w:rFonts w:ascii="Times New Roman" w:hAnsi="Times New Roman" w:cs="Times New Roman"/>
+        </w:rPr>
+        <w:t>Kimhong</w:t>
+      </w:r>
+      <w:proofErr w:type="spellEnd"/>
+      <w:r>
+        <w:rPr>
+          <w:rFonts w:ascii="Times New Roman" w:hAnsi="Times New Roman" w:cs="Times New Roman"/>
+        </w:rPr>
+        <w:t xml:space="preserve"> </w:t>
+      </w:r>
+      <w:r>
+        <w:rPr>
+          <w:rFonts w:ascii="Times New Roman" w:hAnsi="Times New Roman" w:cs="Times New Roman"/>
+        </w:rPr>
+        <w:t xml:space="preserve">made the Leaderboard and Add your own custom question page. </w:t>
+      </w:r>
+      <w:r>
+        <w:rPr>
+          <w:rFonts w:ascii="Times New Roman" w:hAnsi="Times New Roman" w:cs="Times New Roman"/>
+        </w:rPr>
+        <w:t>Everyone began with plain HTML an</w:t>
+      </w:r>
+      <w:r>
+        <w:rPr>
+          <w:rFonts w:ascii="Times New Roman" w:hAnsi="Times New Roman" w:cs="Times New Roman"/>
+        </w:rPr>
+        <w:t xml:space="preserve">d </w:t>
+      </w:r>
+      <w:r>
+        <w:rPr>
+          <w:rFonts w:ascii="Times New Roman" w:hAnsi="Times New Roman" w:cs="Times New Roman"/>
+        </w:rPr>
+        <w:t>CSS</w:t>
+      </w:r>
+      <w:r>
+        <w:rPr>
+          <w:rFonts w:ascii="Times New Roman" w:hAnsi="Times New Roman" w:cs="Times New Roman"/>
+        </w:rPr>
+        <w:t xml:space="preserve">. </w:t>
+      </w:r>
+      <w:r>
+        <w:rPr>
+          <w:rFonts w:ascii="Times New Roman" w:hAnsi="Times New Roman" w:cs="Times New Roman"/>
+        </w:rPr>
+        <w:t xml:space="preserve">Doing </w:t>
+      </w:r>
+      <w:r>
+        <w:rPr>
+          <w:rFonts w:ascii="Times New Roman" w:hAnsi="Times New Roman" w:cs="Times New Roman"/>
+        </w:rPr>
+        <w:t>this</w:t>
+      </w:r>
+      <w:r>
+        <w:rPr>
+          <w:rFonts w:ascii="Times New Roman" w:hAnsi="Times New Roman" w:cs="Times New Roman"/>
+        </w:rPr>
+        <w:t xml:space="preserve"> </w:t>
+      </w:r>
+      <w:r>
+        <w:rPr>
+          <w:rFonts w:ascii="Times New Roman" w:hAnsi="Times New Roman" w:cs="Times New Roman"/>
+        </w:rPr>
+        <w:t>gave</w:t>
+      </w:r>
+      <w:r>
+        <w:rPr>
+          <w:rFonts w:ascii="Times New Roman" w:hAnsi="Times New Roman" w:cs="Times New Roman"/>
+        </w:rPr>
+        <w:t xml:space="preserve"> them </w:t>
+      </w:r>
+      <w:r>
+        <w:rPr>
+          <w:rFonts w:ascii="Times New Roman" w:hAnsi="Times New Roman" w:cs="Times New Roman"/>
+        </w:rPr>
+        <w:t xml:space="preserve">the </w:t>
+      </w:r>
+      <w:r>
+        <w:rPr>
+          <w:rFonts w:ascii="Times New Roman" w:hAnsi="Times New Roman" w:cs="Times New Roman"/>
+        </w:rPr>
+        <w:t>materials</w:t>
+      </w:r>
+      <w:r>
+        <w:rPr>
+          <w:rFonts w:ascii="Times New Roman" w:hAnsi="Times New Roman" w:cs="Times New Roman"/>
+        </w:rPr>
+        <w:t xml:space="preserve"> </w:t>
+      </w:r>
+      <w:r>
+        <w:rPr>
+          <w:rFonts w:ascii="Times New Roman" w:hAnsi="Times New Roman" w:cs="Times New Roman"/>
+        </w:rPr>
+        <w:t xml:space="preserve">needed for </w:t>
+      </w:r>
+      <w:r>
+        <w:rPr>
+          <w:rFonts w:ascii="Times New Roman" w:hAnsi="Times New Roman" w:cs="Times New Roman"/>
+        </w:rPr>
+        <w:lastRenderedPageBreak/>
+        <w:t>the functionality</w:t>
+      </w:r>
+      <w:r>
+        <w:rPr>
+          <w:rFonts w:ascii="Times New Roman" w:hAnsi="Times New Roman" w:cs="Times New Roman"/>
+        </w:rPr>
+        <w:t xml:space="preserve"> of </w:t>
+      </w:r>
+      <w:r>
+        <w:rPr>
+          <w:rFonts w:ascii="Times New Roman" w:hAnsi="Times New Roman" w:cs="Times New Roman"/>
+        </w:rPr>
+        <w:t>each page</w:t>
+      </w:r>
+      <w:r>
+        <w:rPr>
+          <w:rFonts w:ascii="Times New Roman" w:hAnsi="Times New Roman" w:cs="Times New Roman"/>
+        </w:rPr>
+        <w:t xml:space="preserve">. After HTML and CSS, everyone made their own scripts using </w:t>
+      </w:r>
+      <w:proofErr w:type="spellStart"/>
+      <w:r>
+        <w:rPr>
+          <w:rFonts w:ascii="Times New Roman" w:hAnsi="Times New Roman" w:cs="Times New Roman"/>
+        </w:rPr>
+        <w:t>Javascript</w:t>
+      </w:r>
+      <w:proofErr w:type="spellEnd"/>
+      <w:r>
+        <w:rPr>
+          <w:rFonts w:ascii="Times New Roman" w:hAnsi="Times New Roman" w:cs="Times New Roman"/>
+        </w:rPr>
+        <w:t xml:space="preserve"> to bring the</w:t>
+      </w:r>
+      <w:r>
+        <w:rPr>
+          <w:rFonts w:ascii="Times New Roman" w:hAnsi="Times New Roman" w:cs="Times New Roman"/>
+        </w:rPr>
+        <w:t xml:space="preserve"> React Components to life. </w:t>
+      </w:r>
+      <w:proofErr w:type="spellStart"/>
+      <w:r>
+        <w:rPr>
+          <w:rFonts w:ascii="Times New Roman" w:hAnsi="Times New Roman" w:cs="Times New Roman"/>
+        </w:rPr>
+        <w:t>Morever</w:t>
+      </w:r>
+      <w:proofErr w:type="spellEnd"/>
+      <w:r>
+        <w:rPr>
+          <w:rFonts w:ascii="Times New Roman" w:hAnsi="Times New Roman" w:cs="Times New Roman"/>
+        </w:rPr>
+        <w:t xml:space="preserve">, </w:t>
+      </w:r>
+      <w:proofErr w:type="spellStart"/>
+      <w:r>
+        <w:rPr>
+          <w:rFonts w:ascii="Times New Roman" w:hAnsi="Times New Roman" w:cs="Times New Roman"/>
+        </w:rPr>
+        <w:t>Javascript</w:t>
+      </w:r>
+      <w:proofErr w:type="spellEnd"/>
+      <w:r>
+        <w:rPr>
+          <w:rFonts w:ascii="Times New Roman" w:hAnsi="Times New Roman" w:cs="Times New Roman"/>
+        </w:rPr>
+        <w:t xml:space="preserve"> was used to create Parent-Child components. </w:t>
+      </w:r>
+      <w:r>
+        <w:rPr>
+          <w:rFonts w:ascii="Times New Roman" w:hAnsi="Times New Roman" w:cs="Times New Roman"/>
+        </w:rPr>
+        <w:t xml:space="preserve">After that, </w:t>
+      </w:r>
+      <w:r>
+        <w:rPr>
+          <w:rFonts w:ascii="Times New Roman" w:hAnsi="Times New Roman" w:cs="Times New Roman"/>
+        </w:rPr>
+        <w:t>everyone</w:t>
+      </w:r>
+      <w:r>
+        <w:rPr>
+          <w:rFonts w:ascii="Times New Roman" w:hAnsi="Times New Roman" w:cs="Times New Roman"/>
+        </w:rPr>
+        <w:t xml:space="preserve"> implemented the core React tools such as </w:t>
+      </w:r>
+      <w:proofErr w:type="spellStart"/>
+      <w:r>
+        <w:rPr>
+          <w:rFonts w:ascii="Times New Roman" w:hAnsi="Times New Roman" w:cs="Times New Roman"/>
+        </w:rPr>
+        <w:t>useState</w:t>
+      </w:r>
+      <w:proofErr w:type="spellEnd"/>
+      <w:r>
+        <w:rPr>
+          <w:rFonts w:ascii="Times New Roman" w:hAnsi="Times New Roman" w:cs="Times New Roman"/>
+        </w:rPr>
+        <w:t xml:space="preserve">, </w:t>
+      </w:r>
+      <w:proofErr w:type="spellStart"/>
+      <w:r>
+        <w:rPr>
+          <w:rFonts w:ascii="Times New Roman" w:hAnsi="Times New Roman" w:cs="Times New Roman"/>
+        </w:rPr>
+        <w:t>useEffect</w:t>
+      </w:r>
+      <w:proofErr w:type="spellEnd"/>
+      <w:r>
+        <w:rPr>
+          <w:rFonts w:ascii="Times New Roman" w:hAnsi="Times New Roman" w:cs="Times New Roman"/>
+        </w:rPr>
+        <w:t xml:space="preserve">, </w:t>
+      </w:r>
+      <w:r>
+        <w:rPr>
+          <w:rFonts w:ascii="Times New Roman" w:hAnsi="Times New Roman" w:cs="Times New Roman"/>
+        </w:rPr>
+        <w:t>custom hooks, c</w:t>
+      </w:r>
+      <w:r>
+        <w:rPr>
+          <w:rFonts w:ascii="Times New Roman" w:hAnsi="Times New Roman" w:cs="Times New Roman"/>
+        </w:rPr>
+        <w:t xml:space="preserve">ontext </w:t>
+      </w:r>
+      <w:r>
+        <w:rPr>
+          <w:rFonts w:ascii="Times New Roman" w:hAnsi="Times New Roman" w:cs="Times New Roman"/>
+        </w:rPr>
+        <w:t>management</w:t>
+      </w:r>
+      <w:r>
+        <w:rPr>
+          <w:rFonts w:ascii="Times New Roman" w:hAnsi="Times New Roman" w:cs="Times New Roman"/>
+        </w:rPr>
+        <w:t xml:space="preserve">, </w:t>
+      </w:r>
+      <w:r>
+        <w:rPr>
+          <w:rFonts w:ascii="Times New Roman" w:hAnsi="Times New Roman" w:cs="Times New Roman"/>
+        </w:rPr>
+        <w:t>n</w:t>
+      </w:r>
+      <w:r>
+        <w:rPr>
+          <w:rFonts w:ascii="Times New Roman" w:hAnsi="Times New Roman" w:cs="Times New Roman"/>
+        </w:rPr>
+        <w:t xml:space="preserve">avigation, </w:t>
+      </w:r>
+      <w:r>
+        <w:rPr>
+          <w:rFonts w:ascii="Times New Roman" w:hAnsi="Times New Roman" w:cs="Times New Roman"/>
+        </w:rPr>
+        <w:t>and routers.</w:t>
+      </w:r>
+      <w:r>
+        <w:rPr>
+          <w:rFonts w:ascii="Times New Roman" w:hAnsi="Times New Roman" w:cs="Times New Roman"/>
+        </w:rPr>
+        <w:t xml:space="preserve"> Just to note, everyone used GitHub to control the version of their application as well as to collaborate with each other. </w:t>
+      </w:r>
+    </w:p>
+    <w:p>
+      <w:pPr>
+        <w:spacing w:line="480" w:lineRule="auto"/>
+        <w:jc w:val="center"/>
+        <w:rPr>
+          <w:rFonts w:ascii="Times New Roman" w:hAnsi="Times New Roman" w:cs="Times New Roman"/>
+          <w:b/>
+          <w:bCs/>
+        </w:rPr>
+      </w:pPr>
+      <w:r>
+        <w:rPr>
+          <w:rFonts w:ascii="Times New Roman" w:hAnsi="Times New Roman" w:cs="Times New Roman"/>
+          <w:b/>
+          <w:bCs/>
+        </w:rPr>
+        <w:t>Challenges Faced</w:t>
+      </w:r>
+    </w:p>
+    <w:p>
+      <w:pPr>
+        <w:spacing w:line="480" w:lineRule="auto"/>
+        <w:jc w:val="center"/>
+        <w:rPr>
+          <w:rFonts w:ascii="Times New Roman" w:hAnsi="Times New Roman" w:cs="Times New Roman"/>
+          <w:b/>
+          <w:bCs/>
+        </w:rPr>
+      </w:pPr>
+      <w:r>
+        <w:rPr>
+          <w:rFonts w:ascii="Times New Roman" w:hAnsi="Times New Roman" w:cs="Times New Roman"/>
+          <w:b/>
+          <w:bCs/>
+        </w:rPr>
+        <w:t xml:space="preserve">How React </w:t>
+      </w:r>
+      <w:r>
+        <w:rPr>
+          <w:rFonts w:ascii="Times New Roman" w:hAnsi="Times New Roman" w:cs="Times New Roman"/>
+          <w:b/>
+          <w:bCs/>
+        </w:rPr>
+        <w:t>was</w:t>
+      </w:r>
+      <w:r>
+        <w:rPr>
+          <w:rFonts w:ascii="Times New Roman" w:hAnsi="Times New Roman" w:cs="Times New Roman"/>
+          <w:b/>
+          <w:bCs/>
+        </w:rPr>
+        <w:t xml:space="preserve"> Used</w:t>
+      </w:r>
+    </w:p>
+    <w:p>
+      <w:pPr>
+        <w:spacing w:line="480" w:lineRule="auto"/>
+        <w:jc w:val="center"/>
+        <w:rPr>
+          <w:rFonts w:ascii="Times New Roman" w:hAnsi="Times New Roman" w:cs="Times New Roman"/>
+          <w:b/>
+          <w:bCs/>
+        </w:rPr>
+      </w:pPr>
+      <w:proofErr w:type="spellStart"/>
+      <w:r>
+        <w:rPr>
+          <w:rFonts w:ascii="Times New Roman" w:hAnsi="Times New Roman" w:cs="Times New Roman"/>
+          <w:b/>
+          <w:bCs/>
+        </w:rPr>
+        <w:t>Github</w:t>
+      </w:r>
+      <w:proofErr w:type="spellEnd"/>
+      <w:r>
+        <w:rPr>
+          <w:rFonts w:ascii="Times New Roman" w:hAnsi="Times New Roman" w:cs="Times New Roman"/>
+          <w:b/>
+          <w:bCs/>
+        </w:rPr>
+        <w:t xml:space="preserve"> and Live Server URL</w:t>
+      </w:r>
+    </w:p>
+    <w:p>
+      <w:pPr>
+        <w:spacing w:line="480" w:lineRule="auto"/>
+        <w:jc w:val="center"/>
+        <w:rPr>
+          <w:rFonts w:ascii="Times New Roman" w:hAnsi="Times New Roman" w:cs="Times New Roman"/>
+          <w:b/>
+          <w:bCs/>
+        </w:rPr>
+      </w:pPr>
+      <w:r>
+        <w:rPr>
+          <w:rFonts w:ascii="Times New Roman" w:hAnsi="Times New Roman" w:cs="Times New Roman"/>
+          <w:b/>
+          <w:bCs/>
+        </w:rPr>
+        <w:t>Conclusion</w:t>
+      </w:r>
+    </w:p>
     <w:sectPr>
       <w:pgSz w:w="12240" w:h="15840"/>
       <w:pgMar w:top="1440" w:right="1440" w:bottom="1440" w:left="1440" w:header="720" w:footer="720" w:gutter="0"/>
@@ -619,7 +1653,6 @@
   <w:style w:type="character" w:default="1" w:styleId="DefaultParagraphFont">
     <w:name w:val="Default Paragraph Font"/>
     <w:uiPriority w:val="1"/>
-    <w:semiHidden/>
     <w:unhideWhenUsed/>
   </w:style>
   <w:style w:type="table" w:default="1" w:styleId="TableNormal">
@@ -933,6 +1966,29 @@
       <w:smallCaps/>
       <w:color w:val="0F4761" w:themeColor="accent1" w:themeShade="BF"/>
       <w:spacing w:val="5"/>
+    </w:rPr>
+  </w:style>
+  <w:style w:type="character" w:styleId="Hyperlink">
+    <w:name w:val="Hyperlink"/>
+    <w:basedOn w:val="DefaultParagraphFont"/>
+    <w:uiPriority w:val="99"/>
+    <w:unhideWhenUsed/>
+    <w:rsid w:val="009E395F"/>
+    <w:rPr>
+      <w:color w:val="467886" w:themeColor="hyperlink"/>
+      <w:u w:val="single"/>
+    </w:rPr>
+  </w:style>
+  <w:style w:type="character" w:styleId="UnresolvedMention">
+    <w:name w:val="Unresolved Mention"/>
+    <w:basedOn w:val="DefaultParagraphFont"/>
+    <w:uiPriority w:val="99"/>
+    <w:semiHidden/>
+    <w:unhideWhenUsed/>
+    <w:rsid w:val="009E395F"/>
+    <w:rPr>
+      <w:color w:val="605E5C"/>
+      <w:shd w:val="clear" w:color="auto" w:fill="E1DFDD"/>
     </w:rPr>
   </w:style>
 </w:styles>

--- a/ProjectBrief.docx
+++ b/ProjectBrief.docx
@@ -4,7 +4,7 @@
   <w:body>
     <w:p>
       <w:pPr>
-        <w:spacing w:line="480" w:lineRule="auto"/>
+        <w:spacing w:line="360" w:lineRule="auto"/>
         <w:jc w:val="center"/>
         <w:rPr>
           <w:rFonts w:ascii="Times New Roman" w:hAnsi="Times New Roman" w:cs="Times New Roman"/>
@@ -12,6 +12,7 @@
           <w:bCs/>
         </w:rPr>
       </w:pPr>
+      <w:bookmarkStart w:id="0" w:name="OLE_LINK1"/>
       <w:r>
         <w:rPr>
           <w:rFonts w:ascii="Times New Roman" w:hAnsi="Times New Roman" w:cs="Times New Roman"/>
@@ -19,6 +20,145 @@
           <w:bCs/>
         </w:rPr>
         <w:t>FINAL PROJECT BRIEF</w:t>
+      </w:r>
+    </w:p>
+    <w:p>
+      <w:pPr>
+        <w:spacing w:line="360" w:lineRule="auto"/>
+        <w:jc w:val="center"/>
+        <w:rPr>
+          <w:rFonts w:ascii="Times New Roman" w:hAnsi="Times New Roman" w:cs="Times New Roman"/>
+        </w:rPr>
+      </w:pPr>
+      <w:r>
+        <w:rPr>
+          <w:rFonts w:ascii="Times New Roman" w:hAnsi="Times New Roman" w:cs="Times New Roman"/>
+        </w:rPr>
+        <w:t>Group Members:</w:t>
+      </w:r>
+    </w:p>
+    <w:p>
+      <w:pPr>
+        <w:spacing w:line="360" w:lineRule="auto"/>
+        <w:jc w:val="center"/>
+        <w:rPr>
+          <w:rFonts w:ascii="Times New Roman" w:hAnsi="Times New Roman" w:cs="Times New Roman"/>
+        </w:rPr>
+      </w:pPr>
+      <w:r>
+        <w:rPr>
+          <w:rFonts w:ascii="Times New Roman" w:hAnsi="Times New Roman" w:cs="Times New Roman"/>
+        </w:rPr>
+        <w:t xml:space="preserve">TANG </w:t>
+      </w:r>
+      <w:proofErr w:type="spellStart"/>
+      <w:r>
+        <w:rPr>
+          <w:rFonts w:ascii="Times New Roman" w:hAnsi="Times New Roman" w:cs="Times New Roman"/>
+        </w:rPr>
+        <w:t>Huyming</w:t>
+      </w:r>
+      <w:proofErr w:type="spellEnd"/>
+    </w:p>
+    <w:p>
+      <w:pPr>
+        <w:spacing w:line="360" w:lineRule="auto"/>
+        <w:jc w:val="center"/>
+        <w:rPr>
+          <w:rFonts w:ascii="Times New Roman" w:hAnsi="Times New Roman" w:cs="Times New Roman"/>
+        </w:rPr>
+      </w:pPr>
+      <w:r>
+        <w:rPr>
+          <w:rFonts w:ascii="Times New Roman" w:hAnsi="Times New Roman" w:cs="Times New Roman"/>
+        </w:rPr>
+        <w:t xml:space="preserve">BUN </w:t>
+      </w:r>
+      <w:proofErr w:type="spellStart"/>
+      <w:r>
+        <w:rPr>
+          <w:rFonts w:ascii="Times New Roman" w:hAnsi="Times New Roman" w:cs="Times New Roman"/>
+        </w:rPr>
+        <w:t>Kimsean</w:t>
+      </w:r>
+      <w:proofErr w:type="spellEnd"/>
+    </w:p>
+    <w:p>
+      <w:pPr>
+        <w:spacing w:line="360" w:lineRule="auto"/>
+        <w:jc w:val="center"/>
+        <w:rPr>
+          <w:rFonts w:ascii="Times New Roman" w:hAnsi="Times New Roman" w:cs="Times New Roman"/>
+        </w:rPr>
+      </w:pPr>
+      <w:r>
+        <w:rPr>
+          <w:rFonts w:ascii="Times New Roman" w:hAnsi="Times New Roman" w:cs="Times New Roman"/>
+        </w:rPr>
+        <w:t>HOEU Tiangkimhong</w:t>
+      </w:r>
+    </w:p>
+    <w:p>
+      <w:pPr>
+        <w:spacing w:line="360" w:lineRule="auto"/>
+        <w:jc w:val="center"/>
+        <w:rPr>
+          <w:rFonts w:ascii="Times New Roman" w:hAnsi="Times New Roman" w:cs="Times New Roman"/>
+        </w:rPr>
+      </w:pPr>
+      <w:r>
+        <w:rPr>
+          <w:rFonts w:ascii="Times New Roman" w:hAnsi="Times New Roman" w:cs="Times New Roman"/>
+        </w:rPr>
+        <w:t>Professor: Joe Chea</w:t>
+      </w:r>
+    </w:p>
+    <w:p>
+      <w:pPr>
+        <w:spacing w:line="360" w:lineRule="auto"/>
+        <w:jc w:val="center"/>
+        <w:rPr>
+          <w:rFonts w:ascii="Times New Roman" w:hAnsi="Times New Roman" w:cs="Times New Roman"/>
+        </w:rPr>
+      </w:pPr>
+      <w:r>
+        <w:rPr>
+          <w:rFonts w:ascii="Times New Roman" w:hAnsi="Times New Roman" w:cs="Times New Roman"/>
+        </w:rPr>
+        <w:t xml:space="preserve">Course: INF 651 </w:t>
+      </w:r>
+      <w:r>
+        <w:rPr>
+          <w:rFonts w:ascii="Times New Roman" w:hAnsi="Times New Roman" w:cs="Times New Roman"/>
+        </w:rPr>
+        <w:t>–</w:t>
+      </w:r>
+      <w:r>
+        <w:rPr>
+          <w:rFonts w:ascii="Times New Roman" w:hAnsi="Times New Roman" w:cs="Times New Roman"/>
+        </w:rPr>
+        <w:t xml:space="preserve"> </w:t>
+      </w:r>
+      <w:r>
+        <w:rPr>
+          <w:rFonts w:ascii="Times New Roman" w:hAnsi="Times New Roman" w:cs="Times New Roman"/>
+        </w:rPr>
+        <w:t>001</w:t>
+      </w:r>
+    </w:p>
+    <w:p>
+      <w:pPr>
+        <w:spacing w:line="360" w:lineRule="auto"/>
+        <w:jc w:val="center"/>
+        <w:rPr>
+          <w:rFonts w:ascii="Times New Roman" w:hAnsi="Times New Roman" w:cs="Times New Roman"/>
+        </w:rPr>
+      </w:pPr>
+      <w:r>
+        <w:rPr>
+          <w:rFonts w:ascii="Times New Roman" w:hAnsi="Times New Roman" w:cs="Times New Roman"/>
+        </w:rPr>
+        <w:t>Due Date: Dec 1st, 2025</w:t>
       </w:r>
     </w:p>
     <w:p>
@@ -27,13 +167,254 @@
         <w:jc w:val="center"/>
         <w:rPr>
           <w:rFonts w:ascii="Times New Roman" w:hAnsi="Times New Roman" w:cs="Times New Roman"/>
+          <w:b/>
+          <w:bCs/>
         </w:rPr>
       </w:pPr>
       <w:r>
         <w:rPr>
           <w:rFonts w:ascii="Times New Roman" w:hAnsi="Times New Roman" w:cs="Times New Roman"/>
-        </w:rPr>
-        <w:t>Group Members:</w:t>
+          <w:b/>
+          <w:bCs/>
+        </w:rPr>
+        <w:t>Introductio</w:t>
+      </w:r>
+      <w:r>
+        <w:rPr>
+          <w:rFonts w:ascii="Times New Roman" w:hAnsi="Times New Roman" w:cs="Times New Roman"/>
+          <w:b/>
+          <w:bCs/>
+        </w:rPr>
+        <w:t>n</w:t>
+      </w:r>
+    </w:p>
+    <w:p>
+      <w:pPr>
+        <w:spacing w:line="360" w:lineRule="auto"/>
+        <w:ind w:firstLine="720"/>
+        <w:rPr>
+          <w:rFonts w:ascii="Times New Roman" w:hAnsi="Times New Roman" w:cs="Times New Roman"/>
+          <w:i/>
+          <w:iCs/>
+        </w:rPr>
+      </w:pPr>
+      <w:r>
+        <w:rPr>
+          <w:rFonts w:ascii="Times New Roman" w:hAnsi="Times New Roman" w:cs="Times New Roman"/>
+        </w:rPr>
+        <w:t>Have you ever played</w:t>
+      </w:r>
+      <w:r>
+        <w:rPr>
+          <w:rFonts w:ascii="Times New Roman" w:hAnsi="Times New Roman" w:cs="Times New Roman"/>
+        </w:rPr>
+        <w:t xml:space="preserve"> a game called</w:t>
+      </w:r>
+      <w:r>
+        <w:rPr>
+          <w:rFonts w:ascii="Times New Roman" w:hAnsi="Times New Roman" w:cs="Times New Roman"/>
+        </w:rPr>
+        <w:t xml:space="preserve"> </w:t>
+      </w:r>
+      <w:r>
+        <w:rPr>
+          <w:rFonts w:ascii="Times New Roman" w:hAnsi="Times New Roman" w:cs="Times New Roman"/>
+          <w:i/>
+          <w:iCs/>
+        </w:rPr>
+        <w:t>T</w:t>
+      </w:r>
+      <w:r>
+        <w:rPr>
+          <w:rFonts w:ascii="Times New Roman" w:hAnsi="Times New Roman" w:cs="Times New Roman"/>
+          <w:i/>
+          <w:iCs/>
+        </w:rPr>
+        <w:t xml:space="preserve">he Typing of </w:t>
+      </w:r>
+      <w:r>
+        <w:rPr>
+          <w:rFonts w:ascii="Times New Roman" w:hAnsi="Times New Roman" w:cs="Times New Roman"/>
+          <w:i/>
+          <w:iCs/>
+        </w:rPr>
+        <w:t>t</w:t>
+      </w:r>
+      <w:r>
+        <w:rPr>
+          <w:rFonts w:ascii="Times New Roman" w:hAnsi="Times New Roman" w:cs="Times New Roman"/>
+          <w:i/>
+          <w:iCs/>
+        </w:rPr>
+        <w:t>he Dead</w:t>
+      </w:r>
+      <w:r>
+        <w:rPr>
+          <w:rFonts w:ascii="Times New Roman" w:hAnsi="Times New Roman" w:cs="Times New Roman"/>
+        </w:rPr>
+        <w:t xml:space="preserve">? </w:t>
+      </w:r>
+      <w:r>
+        <w:rPr>
+          <w:rFonts w:ascii="Times New Roman" w:hAnsi="Times New Roman" w:cs="Times New Roman"/>
+        </w:rPr>
+        <w:t>It is a zombie</w:t>
+      </w:r>
+      <w:r>
+        <w:rPr>
+          <w:rFonts w:ascii="Times New Roman" w:hAnsi="Times New Roman" w:cs="Times New Roman"/>
+        </w:rPr>
+        <w:t>-</w:t>
+      </w:r>
+      <w:r>
+        <w:rPr>
+          <w:rFonts w:ascii="Times New Roman" w:hAnsi="Times New Roman" w:cs="Times New Roman"/>
+        </w:rPr>
+        <w:t xml:space="preserve">shooter game where you type to shoot </w:t>
+      </w:r>
+      <w:r>
+        <w:rPr>
+          <w:rFonts w:ascii="Times New Roman" w:hAnsi="Times New Roman" w:cs="Times New Roman"/>
+        </w:rPr>
+        <w:t xml:space="preserve">the undead </w:t>
+      </w:r>
+      <w:r>
+        <w:rPr>
+          <w:rFonts w:ascii="Times New Roman" w:hAnsi="Times New Roman" w:cs="Times New Roman"/>
+        </w:rPr>
+        <w:t xml:space="preserve">instead </w:t>
+      </w:r>
+      <w:r>
+        <w:rPr>
+          <w:rFonts w:ascii="Times New Roman" w:hAnsi="Times New Roman" w:cs="Times New Roman"/>
+        </w:rPr>
+        <w:t xml:space="preserve">of </w:t>
+      </w:r>
+      <w:r>
+        <w:rPr>
+          <w:rFonts w:ascii="Times New Roman" w:hAnsi="Times New Roman" w:cs="Times New Roman"/>
+        </w:rPr>
+        <w:t xml:space="preserve">using a laser toy gun to do so. </w:t>
+      </w:r>
+      <w:r>
+        <w:rPr>
+          <w:rFonts w:ascii="Times New Roman" w:hAnsi="Times New Roman" w:cs="Times New Roman"/>
+        </w:rPr>
+        <w:t xml:space="preserve">Inside that game, there is a boss called </w:t>
+      </w:r>
+      <w:r>
+        <w:rPr>
+          <w:rFonts w:ascii="Times New Roman" w:hAnsi="Times New Roman" w:cs="Times New Roman"/>
+          <w:i/>
+          <w:iCs/>
+        </w:rPr>
+        <w:t>The Tower</w:t>
+      </w:r>
+      <w:r>
+        <w:rPr>
+          <w:rFonts w:ascii="Times New Roman" w:hAnsi="Times New Roman" w:cs="Times New Roman"/>
+        </w:rPr>
+        <w:t>, which is a</w:t>
+      </w:r>
+      <w:r>
+        <w:rPr>
+          <w:rFonts w:ascii="Times New Roman" w:hAnsi="Times New Roman" w:cs="Times New Roman"/>
+        </w:rPr>
+        <w:t xml:space="preserve"> terrifying</w:t>
+      </w:r>
+      <w:r>
+        <w:rPr>
+          <w:rFonts w:ascii="Times New Roman" w:hAnsi="Times New Roman" w:cs="Times New Roman"/>
+        </w:rPr>
+        <w:t xml:space="preserve"> three</w:t>
+      </w:r>
+      <w:r>
+        <w:rPr>
+          <w:rFonts w:ascii="Times New Roman" w:hAnsi="Times New Roman" w:cs="Times New Roman"/>
+        </w:rPr>
+        <w:t>-</w:t>
+      </w:r>
+      <w:r>
+        <w:rPr>
+          <w:rFonts w:ascii="Times New Roman" w:hAnsi="Times New Roman" w:cs="Times New Roman"/>
+        </w:rPr>
+        <w:t>headed hydra</w:t>
+      </w:r>
+      <w:r>
+        <w:rPr>
+          <w:rFonts w:ascii="Times New Roman" w:hAnsi="Times New Roman" w:cs="Times New Roman"/>
+        </w:rPr>
+        <w:t xml:space="preserve">. </w:t>
+      </w:r>
+      <w:r>
+        <w:rPr>
+          <w:rFonts w:ascii="Times New Roman" w:hAnsi="Times New Roman" w:cs="Times New Roman"/>
+          <w:i/>
+          <w:iCs/>
+        </w:rPr>
+        <w:t>The Tower</w:t>
+      </w:r>
+      <w:r>
+        <w:rPr>
+          <w:rFonts w:ascii="Times New Roman" w:hAnsi="Times New Roman" w:cs="Times New Roman"/>
+        </w:rPr>
+        <w:t xml:space="preserve"> would </w:t>
+      </w:r>
+      <w:r>
+        <w:rPr>
+          <w:rFonts w:ascii="Times New Roman" w:hAnsi="Times New Roman" w:cs="Times New Roman"/>
+        </w:rPr>
+        <w:t>begin</w:t>
+      </w:r>
+      <w:r>
+        <w:rPr>
+          <w:rFonts w:ascii="Times New Roman" w:hAnsi="Times New Roman" w:cs="Times New Roman"/>
+        </w:rPr>
+        <w:t xml:space="preserve"> with a question, and the player </w:t>
+      </w:r>
+      <w:r>
+        <w:rPr>
+          <w:rFonts w:ascii="Times New Roman" w:hAnsi="Times New Roman" w:cs="Times New Roman"/>
+        </w:rPr>
+        <w:t xml:space="preserve">must type the correct answer </w:t>
+      </w:r>
+      <w:r>
+        <w:rPr>
+          <w:rFonts w:ascii="Times New Roman" w:hAnsi="Times New Roman" w:cs="Times New Roman"/>
+        </w:rPr>
+        <w:t xml:space="preserve">to deal damage to </w:t>
+      </w:r>
+      <w:r>
+        <w:rPr>
+          <w:rFonts w:ascii="Times New Roman" w:hAnsi="Times New Roman" w:cs="Times New Roman"/>
+        </w:rPr>
+        <w:t>it</w:t>
+      </w:r>
+      <w:r>
+        <w:rPr>
+          <w:rFonts w:ascii="Times New Roman" w:hAnsi="Times New Roman" w:cs="Times New Roman"/>
+        </w:rPr>
+        <w:t xml:space="preserve">. Our final project for </w:t>
+      </w:r>
+      <w:r>
+        <w:rPr>
+          <w:rFonts w:ascii="Times New Roman" w:hAnsi="Times New Roman" w:cs="Times New Roman"/>
+        </w:rPr>
+        <w:t>this course is heavily based on both the game and its serpentine boss. We call it</w:t>
+      </w:r>
+      <w:r>
+        <w:rPr>
+          <w:rFonts w:ascii="Times New Roman" w:hAnsi="Times New Roman" w:cs="Times New Roman"/>
+        </w:rPr>
+        <w:t xml:space="preserve"> </w:t>
+      </w:r>
+      <w:r>
+        <w:rPr>
+          <w:rFonts w:ascii="Times New Roman" w:hAnsi="Times New Roman" w:cs="Times New Roman"/>
+          <w:i/>
+          <w:iCs/>
+        </w:rPr>
+        <w:t>Type or Perish!</w:t>
       </w:r>
     </w:p>
     <w:p>
@@ -42,13 +423,786 @@
         <w:jc w:val="center"/>
         <w:rPr>
           <w:rFonts w:ascii="Times New Roman" w:hAnsi="Times New Roman" w:cs="Times New Roman"/>
+          <w:b/>
+          <w:bCs/>
         </w:rPr>
       </w:pPr>
       <w:r>
         <w:rPr>
           <w:rFonts w:ascii="Times New Roman" w:hAnsi="Times New Roman" w:cs="Times New Roman"/>
-        </w:rPr>
-        <w:t>TANG Huyming</w:t>
+          <w:b/>
+          <w:bCs/>
+        </w:rPr>
+        <w:t xml:space="preserve">Approach </w:t>
+      </w:r>
+      <w:r>
+        <w:rPr>
+          <w:rFonts w:ascii="Times New Roman" w:hAnsi="Times New Roman" w:cs="Times New Roman"/>
+          <w:b/>
+          <w:bCs/>
+        </w:rPr>
+        <w:t>t</w:t>
+      </w:r>
+      <w:r>
+        <w:rPr>
+          <w:rFonts w:ascii="Times New Roman" w:hAnsi="Times New Roman" w:cs="Times New Roman"/>
+          <w:b/>
+          <w:bCs/>
+        </w:rPr>
+        <w:t xml:space="preserve">o </w:t>
+      </w:r>
+      <w:r>
+        <w:rPr>
+          <w:rFonts w:ascii="Times New Roman" w:hAnsi="Times New Roman" w:cs="Times New Roman"/>
+          <w:b/>
+          <w:bCs/>
+        </w:rPr>
+        <w:t>the</w:t>
+      </w:r>
+      <w:r>
+        <w:rPr>
+          <w:rFonts w:ascii="Times New Roman" w:hAnsi="Times New Roman" w:cs="Times New Roman"/>
+          <w:b/>
+          <w:bCs/>
+        </w:rPr>
+        <w:t xml:space="preserve"> Project</w:t>
+      </w:r>
+    </w:p>
+    <w:p>
+      <w:pPr>
+        <w:spacing w:line="360" w:lineRule="auto"/>
+        <w:ind w:firstLine="720"/>
+        <w:rPr>
+          <w:rFonts w:ascii="Times New Roman" w:hAnsi="Times New Roman" w:cs="Times New Roman"/>
+        </w:rPr>
+      </w:pPr>
+      <w:r>
+        <w:rPr>
+          <w:rFonts w:ascii="Times New Roman" w:hAnsi="Times New Roman" w:cs="Times New Roman"/>
+        </w:rPr>
+        <w:t xml:space="preserve">This project contains a total of </w:t>
+      </w:r>
+      <w:r>
+        <w:rPr>
+          <w:rFonts w:ascii="Times New Roman" w:hAnsi="Times New Roman" w:cs="Times New Roman"/>
+        </w:rPr>
+        <w:t xml:space="preserve">four phases: Ideation, Designing, Developing, and Hosting. </w:t>
+      </w:r>
+      <w:r>
+        <w:rPr>
+          <w:rFonts w:ascii="Times New Roman" w:hAnsi="Times New Roman" w:cs="Times New Roman"/>
+        </w:rPr>
+        <w:t xml:space="preserve">During the ideation phase, </w:t>
+      </w:r>
+      <w:r>
+        <w:rPr>
+          <w:rFonts w:ascii="Times New Roman" w:hAnsi="Times New Roman" w:cs="Times New Roman"/>
+        </w:rPr>
+        <w:t>we</w:t>
+      </w:r>
+      <w:r>
+        <w:rPr>
+          <w:rFonts w:ascii="Times New Roman" w:hAnsi="Times New Roman" w:cs="Times New Roman"/>
+        </w:rPr>
+        <w:t xml:space="preserve"> </w:t>
+      </w:r>
+      <w:r>
+        <w:rPr>
+          <w:rFonts w:ascii="Times New Roman" w:hAnsi="Times New Roman" w:cs="Times New Roman"/>
+        </w:rPr>
+        <w:t>were</w:t>
+      </w:r>
+      <w:r>
+        <w:rPr>
+          <w:rFonts w:ascii="Times New Roman" w:hAnsi="Times New Roman" w:cs="Times New Roman"/>
+        </w:rPr>
+        <w:t xml:space="preserve"> </w:t>
+      </w:r>
+      <w:r>
+        <w:rPr>
+          <w:rFonts w:ascii="Times New Roman" w:hAnsi="Times New Roman" w:cs="Times New Roman"/>
+        </w:rPr>
+        <w:t xml:space="preserve">brainstorming </w:t>
+      </w:r>
+      <w:r>
+        <w:rPr>
+          <w:rFonts w:ascii="Times New Roman" w:hAnsi="Times New Roman" w:cs="Times New Roman"/>
+        </w:rPr>
+        <w:t xml:space="preserve">for what </w:t>
+      </w:r>
+      <w:r>
+        <w:rPr>
+          <w:rFonts w:ascii="Times New Roman" w:hAnsi="Times New Roman" w:cs="Times New Roman"/>
+        </w:rPr>
+        <w:t>we</w:t>
+      </w:r>
+      <w:r>
+        <w:rPr>
+          <w:rFonts w:ascii="Times New Roman" w:hAnsi="Times New Roman" w:cs="Times New Roman"/>
+        </w:rPr>
+        <w:t xml:space="preserve"> want</w:t>
+      </w:r>
+      <w:r>
+        <w:rPr>
+          <w:rFonts w:ascii="Times New Roman" w:hAnsi="Times New Roman" w:cs="Times New Roman"/>
+        </w:rPr>
+        <w:t>ed</w:t>
+      </w:r>
+      <w:r>
+        <w:rPr>
+          <w:rFonts w:ascii="Times New Roman" w:hAnsi="Times New Roman" w:cs="Times New Roman"/>
+        </w:rPr>
+        <w:t xml:space="preserve"> the final project to be about.</w:t>
+      </w:r>
+      <w:r>
+        <w:rPr>
+          <w:rFonts w:ascii="Times New Roman" w:hAnsi="Times New Roman" w:cs="Times New Roman"/>
+        </w:rPr>
+        <w:t xml:space="preserve"> The base idea was a trivia game</w:t>
+      </w:r>
+      <w:r>
+        <w:rPr>
+          <w:rFonts w:ascii="Times New Roman" w:hAnsi="Times New Roman" w:cs="Times New Roman"/>
+        </w:rPr>
+        <w:t xml:space="preserve">, and after about half a day, </w:t>
+      </w:r>
+      <w:r>
+        <w:rPr>
+          <w:rFonts w:ascii="Times New Roman" w:hAnsi="Times New Roman" w:cs="Times New Roman"/>
+        </w:rPr>
+        <w:t>we</w:t>
+      </w:r>
+      <w:r>
+        <w:rPr>
+          <w:rFonts w:ascii="Times New Roman" w:hAnsi="Times New Roman" w:cs="Times New Roman"/>
+        </w:rPr>
+        <w:t xml:space="preserve"> agreed to make a typing game</w:t>
+      </w:r>
+      <w:r>
+        <w:rPr>
+          <w:rFonts w:ascii="Times New Roman" w:hAnsi="Times New Roman" w:cs="Times New Roman"/>
+        </w:rPr>
+        <w:t xml:space="preserve"> based on another game called </w:t>
+      </w:r>
+      <w:r>
+        <w:rPr>
+          <w:rFonts w:ascii="Times New Roman" w:hAnsi="Times New Roman" w:cs="Times New Roman"/>
+          <w:i/>
+          <w:iCs/>
+        </w:rPr>
+        <w:t xml:space="preserve">The Typing of </w:t>
+      </w:r>
+      <w:r>
+        <w:rPr>
+          <w:rFonts w:ascii="Times New Roman" w:hAnsi="Times New Roman" w:cs="Times New Roman"/>
+          <w:i/>
+          <w:iCs/>
+        </w:rPr>
+        <w:t>t</w:t>
+      </w:r>
+      <w:r>
+        <w:rPr>
+          <w:rFonts w:ascii="Times New Roman" w:hAnsi="Times New Roman" w:cs="Times New Roman"/>
+          <w:i/>
+          <w:iCs/>
+        </w:rPr>
+        <w:t>he Dead</w:t>
+      </w:r>
+      <w:r>
+        <w:rPr>
+          <w:rFonts w:ascii="Times New Roman" w:hAnsi="Times New Roman" w:cs="Times New Roman"/>
+        </w:rPr>
+        <w:t xml:space="preserve">. </w:t>
+      </w:r>
+    </w:p>
+    <w:p>
+      <w:pPr>
+        <w:spacing w:line="360" w:lineRule="auto"/>
+        <w:ind w:firstLine="720"/>
+        <w:rPr>
+          <w:rFonts w:ascii="Times New Roman" w:hAnsi="Times New Roman" w:cs="Times New Roman"/>
+        </w:rPr>
+      </w:pPr>
+      <w:r>
+        <w:rPr>
+          <w:rFonts w:ascii="Times New Roman" w:hAnsi="Times New Roman" w:cs="Times New Roman"/>
+        </w:rPr>
+        <w:t xml:space="preserve">After this agreement, </w:t>
+      </w:r>
+      <w:r>
+        <w:rPr>
+          <w:rFonts w:ascii="Times New Roman" w:hAnsi="Times New Roman" w:cs="Times New Roman"/>
+        </w:rPr>
+        <w:t>we</w:t>
+      </w:r>
+      <w:r>
+        <w:rPr>
+          <w:rFonts w:ascii="Times New Roman" w:hAnsi="Times New Roman" w:cs="Times New Roman"/>
+        </w:rPr>
+        <w:t xml:space="preserve"> moved towards the design phase. This phase</w:t>
+      </w:r>
+      <w:r>
+        <w:rPr>
+          <w:rFonts w:ascii="Times New Roman" w:hAnsi="Times New Roman" w:cs="Times New Roman"/>
+        </w:rPr>
+        <w:t xml:space="preserve"> was all about UI/UX</w:t>
+      </w:r>
+      <w:r>
+        <w:rPr>
+          <w:rFonts w:ascii="Times New Roman" w:hAnsi="Times New Roman" w:cs="Times New Roman"/>
+        </w:rPr>
+        <w:t xml:space="preserve">, low fidelity, and </w:t>
+      </w:r>
+      <w:r>
+        <w:rPr>
+          <w:rFonts w:ascii="Times New Roman" w:hAnsi="Times New Roman" w:cs="Times New Roman"/>
+        </w:rPr>
+        <w:t xml:space="preserve">high-fidelity </w:t>
+      </w:r>
+      <w:r>
+        <w:rPr>
+          <w:rFonts w:ascii="Times New Roman" w:hAnsi="Times New Roman" w:cs="Times New Roman"/>
+        </w:rPr>
+        <w:t>wireframes.</w:t>
+      </w:r>
+      <w:r>
+        <w:rPr>
+          <w:rFonts w:ascii="Times New Roman" w:hAnsi="Times New Roman" w:cs="Times New Roman"/>
+        </w:rPr>
+        <w:t xml:space="preserve"> The UI and UX </w:t>
+      </w:r>
+      <w:r>
+        <w:rPr>
+          <w:rFonts w:ascii="Times New Roman" w:hAnsi="Times New Roman" w:cs="Times New Roman"/>
+        </w:rPr>
+        <w:t>were coordinated by everyone</w:t>
+      </w:r>
+      <w:r>
+        <w:rPr>
+          <w:rFonts w:ascii="Times New Roman" w:hAnsi="Times New Roman" w:cs="Times New Roman"/>
+        </w:rPr>
+        <w:t xml:space="preserve"> in the team</w:t>
+      </w:r>
+      <w:r>
+        <w:rPr>
+          <w:rFonts w:ascii="Times New Roman" w:hAnsi="Times New Roman" w:cs="Times New Roman"/>
+        </w:rPr>
+        <w:t>. If there was a part of the design that didn’t look good</w:t>
+      </w:r>
+      <w:r>
+        <w:rPr>
+          <w:rFonts w:ascii="Times New Roman" w:hAnsi="Times New Roman" w:cs="Times New Roman"/>
+        </w:rPr>
+        <w:t xml:space="preserve"> or wasn’t intuitive</w:t>
+      </w:r>
+      <w:r>
+        <w:rPr>
+          <w:rFonts w:ascii="Times New Roman" w:hAnsi="Times New Roman" w:cs="Times New Roman"/>
+        </w:rPr>
+        <w:t xml:space="preserve">, it had to be remade. </w:t>
+      </w:r>
+      <w:r>
+        <w:rPr>
+          <w:rFonts w:ascii="Times New Roman" w:hAnsi="Times New Roman" w:cs="Times New Roman"/>
+        </w:rPr>
+        <w:t xml:space="preserve">After that, </w:t>
+      </w:r>
+      <w:r>
+        <w:rPr>
+          <w:rFonts w:ascii="Times New Roman" w:hAnsi="Times New Roman" w:cs="Times New Roman"/>
+        </w:rPr>
+        <w:t>we</w:t>
+      </w:r>
+      <w:r>
+        <w:rPr>
+          <w:rFonts w:ascii="Times New Roman" w:hAnsi="Times New Roman" w:cs="Times New Roman"/>
+        </w:rPr>
+        <w:t xml:space="preserve"> developed </w:t>
+      </w:r>
+      <w:r>
+        <w:rPr>
+          <w:rFonts w:ascii="Times New Roman" w:hAnsi="Times New Roman" w:cs="Times New Roman"/>
+        </w:rPr>
+        <w:t>our</w:t>
+      </w:r>
+      <w:r>
+        <w:rPr>
+          <w:rFonts w:ascii="Times New Roman" w:hAnsi="Times New Roman" w:cs="Times New Roman"/>
+        </w:rPr>
+        <w:t xml:space="preserve"> own low-fidelity wireframes. These were done using pencils and </w:t>
+      </w:r>
+      <w:r>
+        <w:rPr>
+          <w:rFonts w:ascii="Times New Roman" w:hAnsi="Times New Roman" w:cs="Times New Roman"/>
+        </w:rPr>
+        <w:t>paper</w:t>
+      </w:r>
+      <w:r>
+        <w:rPr>
+          <w:rFonts w:ascii="Times New Roman" w:hAnsi="Times New Roman" w:cs="Times New Roman"/>
+        </w:rPr>
+        <w:t xml:space="preserve">. Afterwards, </w:t>
+      </w:r>
+      <w:r>
+        <w:rPr>
+          <w:rFonts w:ascii="Times New Roman" w:hAnsi="Times New Roman" w:cs="Times New Roman"/>
+        </w:rPr>
+        <w:t>we</w:t>
+      </w:r>
+      <w:r>
+        <w:rPr>
+          <w:rFonts w:ascii="Times New Roman" w:hAnsi="Times New Roman" w:cs="Times New Roman"/>
+        </w:rPr>
+        <w:t xml:space="preserve"> contributed to the high-fidelity designs using Figma.</w:t>
+      </w:r>
+    </w:p>
+    <w:p>
+      <w:pPr>
+        <w:spacing w:line="360" w:lineRule="auto"/>
+        <w:ind w:firstLine="720"/>
+        <w:rPr>
+          <w:rFonts w:ascii="Times New Roman" w:hAnsi="Times New Roman" w:cs="Times New Roman"/>
+        </w:rPr>
+      </w:pPr>
+      <w:r>
+        <w:rPr>
+          <w:rFonts w:ascii="Times New Roman" w:hAnsi="Times New Roman" w:cs="Times New Roman"/>
+        </w:rPr>
+        <w:t xml:space="preserve">Moving on to the development phase, </w:t>
+      </w:r>
+      <w:r>
+        <w:rPr>
+          <w:rFonts w:ascii="Times New Roman" w:hAnsi="Times New Roman" w:cs="Times New Roman"/>
+        </w:rPr>
+        <w:t>we</w:t>
+      </w:r>
+      <w:r>
+        <w:rPr>
+          <w:rFonts w:ascii="Times New Roman" w:hAnsi="Times New Roman" w:cs="Times New Roman"/>
+        </w:rPr>
+        <w:t xml:space="preserve"> </w:t>
+      </w:r>
+      <w:r>
+        <w:rPr>
+          <w:rFonts w:ascii="Times New Roman" w:hAnsi="Times New Roman" w:cs="Times New Roman"/>
+        </w:rPr>
+        <w:t>were</w:t>
+      </w:r>
+      <w:r>
+        <w:rPr>
+          <w:rFonts w:ascii="Times New Roman" w:hAnsi="Times New Roman" w:cs="Times New Roman"/>
+        </w:rPr>
+        <w:t xml:space="preserve"> assigned one or two pages to complete. Firstly, </w:t>
+      </w:r>
+      <w:proofErr w:type="spellStart"/>
+      <w:r>
+        <w:rPr>
+          <w:rFonts w:ascii="Times New Roman" w:hAnsi="Times New Roman" w:cs="Times New Roman"/>
+        </w:rPr>
+        <w:t>Huy</w:t>
+      </w:r>
+      <w:r>
+        <w:rPr>
+          <w:rFonts w:ascii="Times New Roman" w:hAnsi="Times New Roman" w:cs="Times New Roman"/>
+        </w:rPr>
+        <w:t>m</w:t>
+      </w:r>
+      <w:r>
+        <w:rPr>
+          <w:rFonts w:ascii="Times New Roman" w:hAnsi="Times New Roman" w:cs="Times New Roman"/>
+        </w:rPr>
+        <w:t>ing</w:t>
+      </w:r>
+      <w:proofErr w:type="spellEnd"/>
+      <w:r>
+        <w:rPr>
+          <w:rFonts w:ascii="Times New Roman" w:hAnsi="Times New Roman" w:cs="Times New Roman"/>
+        </w:rPr>
+        <w:t xml:space="preserve"> </w:t>
+      </w:r>
+      <w:r>
+        <w:rPr>
+          <w:rFonts w:ascii="Times New Roman" w:hAnsi="Times New Roman" w:cs="Times New Roman"/>
+        </w:rPr>
+        <w:t>developed</w:t>
+      </w:r>
+      <w:r>
+        <w:rPr>
+          <w:rFonts w:ascii="Times New Roman" w:hAnsi="Times New Roman" w:cs="Times New Roman"/>
+        </w:rPr>
+        <w:t xml:space="preserve"> the Home, and About Us page. Secondly, </w:t>
+      </w:r>
+      <w:proofErr w:type="spellStart"/>
+      <w:r>
+        <w:rPr>
+          <w:rFonts w:ascii="Times New Roman" w:hAnsi="Times New Roman" w:cs="Times New Roman"/>
+        </w:rPr>
+        <w:t>Kimsean</w:t>
+      </w:r>
+      <w:proofErr w:type="spellEnd"/>
+      <w:r>
+        <w:rPr>
+          <w:rFonts w:ascii="Times New Roman" w:hAnsi="Times New Roman" w:cs="Times New Roman"/>
+        </w:rPr>
+        <w:t xml:space="preserve"> did </w:t>
+      </w:r>
+      <w:r>
+        <w:rPr>
+          <w:rFonts w:ascii="Times New Roman" w:hAnsi="Times New Roman" w:cs="Times New Roman"/>
+        </w:rPr>
+        <w:lastRenderedPageBreak/>
+        <w:t xml:space="preserve">the </w:t>
+      </w:r>
+      <w:r>
+        <w:rPr>
+          <w:rFonts w:ascii="Times New Roman" w:hAnsi="Times New Roman" w:cs="Times New Roman"/>
+        </w:rPr>
+        <w:t>Game</w:t>
+      </w:r>
+      <w:r>
+        <w:rPr>
+          <w:rFonts w:ascii="Times New Roman" w:hAnsi="Times New Roman" w:cs="Times New Roman"/>
+        </w:rPr>
+        <w:t xml:space="preserve"> page. And lastly, </w:t>
+      </w:r>
+      <w:proofErr w:type="spellStart"/>
+      <w:r>
+        <w:rPr>
+          <w:rFonts w:ascii="Times New Roman" w:hAnsi="Times New Roman" w:cs="Times New Roman"/>
+        </w:rPr>
+        <w:t>Kimhong</w:t>
+      </w:r>
+      <w:proofErr w:type="spellEnd"/>
+      <w:r>
+        <w:rPr>
+          <w:rFonts w:ascii="Times New Roman" w:hAnsi="Times New Roman" w:cs="Times New Roman"/>
+        </w:rPr>
+        <w:t xml:space="preserve"> </w:t>
+      </w:r>
+      <w:r>
+        <w:rPr>
+          <w:rFonts w:ascii="Times New Roman" w:hAnsi="Times New Roman" w:cs="Times New Roman"/>
+        </w:rPr>
+        <w:t xml:space="preserve">made the Leaderboard and Add your own custom question page. </w:t>
+      </w:r>
+      <w:r>
+        <w:rPr>
+          <w:rFonts w:ascii="Times New Roman" w:hAnsi="Times New Roman" w:cs="Times New Roman"/>
+        </w:rPr>
+        <w:t>We</w:t>
+      </w:r>
+      <w:r>
+        <w:rPr>
+          <w:rFonts w:ascii="Times New Roman" w:hAnsi="Times New Roman" w:cs="Times New Roman"/>
+        </w:rPr>
+        <w:t xml:space="preserve"> began with plain HTML an</w:t>
+      </w:r>
+      <w:r>
+        <w:rPr>
+          <w:rFonts w:ascii="Times New Roman" w:hAnsi="Times New Roman" w:cs="Times New Roman"/>
+        </w:rPr>
+        <w:t xml:space="preserve">d </w:t>
+      </w:r>
+      <w:r>
+        <w:rPr>
+          <w:rFonts w:ascii="Times New Roman" w:hAnsi="Times New Roman" w:cs="Times New Roman"/>
+        </w:rPr>
+        <w:t>CSS</w:t>
+      </w:r>
+      <w:r>
+        <w:rPr>
+          <w:rFonts w:ascii="Times New Roman" w:hAnsi="Times New Roman" w:cs="Times New Roman"/>
+        </w:rPr>
+        <w:t xml:space="preserve">. </w:t>
+      </w:r>
+      <w:r>
+        <w:rPr>
+          <w:rFonts w:ascii="Times New Roman" w:hAnsi="Times New Roman" w:cs="Times New Roman"/>
+        </w:rPr>
+        <w:t xml:space="preserve">Doing </w:t>
+      </w:r>
+      <w:r>
+        <w:rPr>
+          <w:rFonts w:ascii="Times New Roman" w:hAnsi="Times New Roman" w:cs="Times New Roman"/>
+        </w:rPr>
+        <w:t>this</w:t>
+      </w:r>
+      <w:r>
+        <w:rPr>
+          <w:rFonts w:ascii="Times New Roman" w:hAnsi="Times New Roman" w:cs="Times New Roman"/>
+        </w:rPr>
+        <w:t xml:space="preserve"> </w:t>
+      </w:r>
+      <w:r>
+        <w:rPr>
+          <w:rFonts w:ascii="Times New Roman" w:hAnsi="Times New Roman" w:cs="Times New Roman"/>
+        </w:rPr>
+        <w:t>gave</w:t>
+      </w:r>
+      <w:r>
+        <w:rPr>
+          <w:rFonts w:ascii="Times New Roman" w:hAnsi="Times New Roman" w:cs="Times New Roman"/>
+        </w:rPr>
+        <w:t xml:space="preserve"> </w:t>
+      </w:r>
+      <w:r>
+        <w:rPr>
+          <w:rFonts w:ascii="Times New Roman" w:hAnsi="Times New Roman" w:cs="Times New Roman"/>
+        </w:rPr>
+        <w:t>us</w:t>
+      </w:r>
+      <w:r>
+        <w:rPr>
+          <w:rFonts w:ascii="Times New Roman" w:hAnsi="Times New Roman" w:cs="Times New Roman"/>
+        </w:rPr>
+        <w:t xml:space="preserve"> </w:t>
+      </w:r>
+      <w:r>
+        <w:rPr>
+          <w:rFonts w:ascii="Times New Roman" w:hAnsi="Times New Roman" w:cs="Times New Roman"/>
+        </w:rPr>
+        <w:t xml:space="preserve">the </w:t>
+      </w:r>
+      <w:r>
+        <w:rPr>
+          <w:rFonts w:ascii="Times New Roman" w:hAnsi="Times New Roman" w:cs="Times New Roman"/>
+        </w:rPr>
+        <w:t>materials</w:t>
+      </w:r>
+      <w:r>
+        <w:rPr>
+          <w:rFonts w:ascii="Times New Roman" w:hAnsi="Times New Roman" w:cs="Times New Roman"/>
+        </w:rPr>
+        <w:t xml:space="preserve"> </w:t>
+      </w:r>
+      <w:r>
+        <w:rPr>
+          <w:rFonts w:ascii="Times New Roman" w:hAnsi="Times New Roman" w:cs="Times New Roman"/>
+        </w:rPr>
+        <w:t>needed for the functionality</w:t>
+      </w:r>
+      <w:r>
+        <w:rPr>
+          <w:rFonts w:ascii="Times New Roman" w:hAnsi="Times New Roman" w:cs="Times New Roman"/>
+        </w:rPr>
+        <w:t xml:space="preserve"> of </w:t>
+      </w:r>
+      <w:r>
+        <w:rPr>
+          <w:rFonts w:ascii="Times New Roman" w:hAnsi="Times New Roman" w:cs="Times New Roman"/>
+        </w:rPr>
+        <w:t>each page</w:t>
+      </w:r>
+      <w:r>
+        <w:rPr>
+          <w:rFonts w:ascii="Times New Roman" w:hAnsi="Times New Roman" w:cs="Times New Roman"/>
+        </w:rPr>
+        <w:t xml:space="preserve">. After HTML and CSS, </w:t>
+      </w:r>
+      <w:r>
+        <w:rPr>
+          <w:rFonts w:ascii="Times New Roman" w:hAnsi="Times New Roman" w:cs="Times New Roman"/>
+        </w:rPr>
+        <w:t>we</w:t>
+      </w:r>
+      <w:r>
+        <w:rPr>
+          <w:rFonts w:ascii="Times New Roman" w:hAnsi="Times New Roman" w:cs="Times New Roman"/>
+        </w:rPr>
+        <w:t xml:space="preserve"> made </w:t>
+      </w:r>
+      <w:r>
+        <w:rPr>
+          <w:rFonts w:ascii="Times New Roman" w:hAnsi="Times New Roman" w:cs="Times New Roman"/>
+        </w:rPr>
+        <w:t>our</w:t>
+      </w:r>
+      <w:r>
+        <w:rPr>
+          <w:rFonts w:ascii="Times New Roman" w:hAnsi="Times New Roman" w:cs="Times New Roman"/>
+        </w:rPr>
+        <w:t xml:space="preserve"> own scripts using </w:t>
+      </w:r>
+      <w:r>
+        <w:rPr>
+          <w:rFonts w:ascii="Times New Roman" w:hAnsi="Times New Roman" w:cs="Times New Roman"/>
+        </w:rPr>
+        <w:t>JavaScript</w:t>
+      </w:r>
+      <w:r>
+        <w:rPr>
+          <w:rFonts w:ascii="Times New Roman" w:hAnsi="Times New Roman" w:cs="Times New Roman"/>
+        </w:rPr>
+        <w:t xml:space="preserve"> to bring the</w:t>
+      </w:r>
+      <w:r>
+        <w:rPr>
+          <w:rFonts w:ascii="Times New Roman" w:hAnsi="Times New Roman" w:cs="Times New Roman"/>
+        </w:rPr>
+        <w:t xml:space="preserve"> React Components to life. </w:t>
+      </w:r>
+      <w:r>
+        <w:rPr>
+          <w:rFonts w:ascii="Times New Roman" w:hAnsi="Times New Roman" w:cs="Times New Roman"/>
+        </w:rPr>
+        <w:t>More</w:t>
+      </w:r>
+      <w:r>
+        <w:rPr>
+          <w:rFonts w:ascii="Times New Roman" w:hAnsi="Times New Roman" w:cs="Times New Roman"/>
+        </w:rPr>
+        <w:t>o</w:t>
+      </w:r>
+      <w:r>
+        <w:rPr>
+          <w:rFonts w:ascii="Times New Roman" w:hAnsi="Times New Roman" w:cs="Times New Roman"/>
+        </w:rPr>
+        <w:t xml:space="preserve">ver, </w:t>
+      </w:r>
+      <w:r>
+        <w:rPr>
+          <w:rFonts w:ascii="Times New Roman" w:hAnsi="Times New Roman" w:cs="Times New Roman"/>
+        </w:rPr>
+        <w:t>Default Export</w:t>
+      </w:r>
+      <w:r>
+        <w:rPr>
+          <w:rFonts w:ascii="Times New Roman" w:hAnsi="Times New Roman" w:cs="Times New Roman"/>
+        </w:rPr>
+        <w:t xml:space="preserve"> was used to create Parent-Child </w:t>
+      </w:r>
+      <w:r>
+        <w:rPr>
+          <w:rFonts w:ascii="Times New Roman" w:hAnsi="Times New Roman" w:cs="Times New Roman"/>
+        </w:rPr>
+        <w:t>component relationships</w:t>
+      </w:r>
+      <w:r>
+        <w:rPr>
+          <w:rFonts w:ascii="Times New Roman" w:hAnsi="Times New Roman" w:cs="Times New Roman"/>
+        </w:rPr>
+        <w:t xml:space="preserve">. </w:t>
+      </w:r>
+      <w:r>
+        <w:rPr>
+          <w:rFonts w:ascii="Times New Roman" w:hAnsi="Times New Roman" w:cs="Times New Roman"/>
+        </w:rPr>
+        <w:t xml:space="preserve">After that, </w:t>
+      </w:r>
+      <w:r>
+        <w:rPr>
+          <w:rFonts w:ascii="Times New Roman" w:hAnsi="Times New Roman" w:cs="Times New Roman"/>
+        </w:rPr>
+        <w:t>we</w:t>
+      </w:r>
+      <w:r>
+        <w:rPr>
+          <w:rFonts w:ascii="Times New Roman" w:hAnsi="Times New Roman" w:cs="Times New Roman"/>
+        </w:rPr>
+        <w:t xml:space="preserve"> implemented the core React tools such as </w:t>
+      </w:r>
+      <w:proofErr w:type="spellStart"/>
+      <w:r>
+        <w:rPr>
+          <w:rFonts w:ascii="Times New Roman" w:hAnsi="Times New Roman" w:cs="Times New Roman"/>
+        </w:rPr>
+        <w:t>useState</w:t>
+      </w:r>
+      <w:proofErr w:type="spellEnd"/>
+      <w:r>
+        <w:rPr>
+          <w:rFonts w:ascii="Times New Roman" w:hAnsi="Times New Roman" w:cs="Times New Roman"/>
+        </w:rPr>
+        <w:t xml:space="preserve">, </w:t>
+      </w:r>
+      <w:proofErr w:type="spellStart"/>
+      <w:r>
+        <w:rPr>
+          <w:rFonts w:ascii="Times New Roman" w:hAnsi="Times New Roman" w:cs="Times New Roman"/>
+        </w:rPr>
+        <w:t>useEffect</w:t>
+      </w:r>
+      <w:proofErr w:type="spellEnd"/>
+      <w:r>
+        <w:rPr>
+          <w:rFonts w:ascii="Times New Roman" w:hAnsi="Times New Roman" w:cs="Times New Roman"/>
+        </w:rPr>
+        <w:t xml:space="preserve">, </w:t>
+      </w:r>
+      <w:r>
+        <w:rPr>
+          <w:rFonts w:ascii="Times New Roman" w:hAnsi="Times New Roman" w:cs="Times New Roman"/>
+        </w:rPr>
+        <w:t>custom hooks, c</w:t>
+      </w:r>
+      <w:r>
+        <w:rPr>
+          <w:rFonts w:ascii="Times New Roman" w:hAnsi="Times New Roman" w:cs="Times New Roman"/>
+        </w:rPr>
+        <w:t xml:space="preserve">ontext </w:t>
+      </w:r>
+      <w:r>
+        <w:rPr>
+          <w:rFonts w:ascii="Times New Roman" w:hAnsi="Times New Roman" w:cs="Times New Roman"/>
+        </w:rPr>
+        <w:t>management</w:t>
+      </w:r>
+      <w:r>
+        <w:rPr>
+          <w:rFonts w:ascii="Times New Roman" w:hAnsi="Times New Roman" w:cs="Times New Roman"/>
+        </w:rPr>
+        <w:t xml:space="preserve">, </w:t>
+      </w:r>
+      <w:r>
+        <w:rPr>
+          <w:rFonts w:ascii="Times New Roman" w:hAnsi="Times New Roman" w:cs="Times New Roman"/>
+        </w:rPr>
+        <w:t>n</w:t>
+      </w:r>
+      <w:r>
+        <w:rPr>
+          <w:rFonts w:ascii="Times New Roman" w:hAnsi="Times New Roman" w:cs="Times New Roman"/>
+        </w:rPr>
+        <w:t xml:space="preserve">avigation, </w:t>
+      </w:r>
+      <w:r>
+        <w:rPr>
+          <w:rFonts w:ascii="Times New Roman" w:hAnsi="Times New Roman" w:cs="Times New Roman"/>
+        </w:rPr>
+        <w:t>and routers.</w:t>
+      </w:r>
+      <w:r>
+        <w:rPr>
+          <w:rFonts w:ascii="Times New Roman" w:hAnsi="Times New Roman" w:cs="Times New Roman"/>
+        </w:rPr>
+        <w:t xml:space="preserve"> </w:t>
+      </w:r>
+    </w:p>
+    <w:p>
+      <w:pPr>
+        <w:spacing w:line="360" w:lineRule="auto"/>
+        <w:ind w:firstLine="720"/>
+        <w:rPr>
+          <w:rFonts w:ascii="Times New Roman" w:hAnsi="Times New Roman" w:cs="Times New Roman"/>
+        </w:rPr>
+      </w:pPr>
+      <w:r>
+        <w:rPr>
+          <w:rFonts w:ascii="Times New Roman" w:hAnsi="Times New Roman" w:cs="Times New Roman"/>
+        </w:rPr>
+        <w:t>In the hosting phase, we used Cloudflare</w:t>
+      </w:r>
+      <w:r>
+        <w:rPr>
+          <w:rFonts w:ascii="Times New Roman" w:hAnsi="Times New Roman" w:cs="Times New Roman"/>
+        </w:rPr>
+        <w:t xml:space="preserve"> Pages</w:t>
+      </w:r>
+      <w:r>
+        <w:rPr>
+          <w:rFonts w:ascii="Times New Roman" w:hAnsi="Times New Roman" w:cs="Times New Roman"/>
+        </w:rPr>
+        <w:t xml:space="preserve"> to host our application.</w:t>
       </w:r>
     </w:p>
     <w:p>
@@ -57,22 +1211,81 @@
         <w:jc w:val="center"/>
         <w:rPr>
           <w:rFonts w:ascii="Times New Roman" w:hAnsi="Times New Roman" w:cs="Times New Roman"/>
+          <w:b/>
+          <w:bCs/>
         </w:rPr>
       </w:pPr>
       <w:r>
         <w:rPr>
           <w:rFonts w:ascii="Times New Roman" w:hAnsi="Times New Roman" w:cs="Times New Roman"/>
-        </w:rPr>
-        <w:t xml:space="preserve">BUN </w:t>
-      </w:r>
-      <w:proofErr w:type="spellStart"/>
-      <w:r>
-        <w:rPr>
-          <w:rFonts w:ascii="Times New Roman" w:hAnsi="Times New Roman" w:cs="Times New Roman"/>
-        </w:rPr>
-        <w:t>Kimsean</w:t>
-      </w:r>
-      <w:proofErr w:type="spellEnd"/>
+          <w:b/>
+          <w:bCs/>
+        </w:rPr>
+        <w:t>Challenges Faced</w:t>
+      </w:r>
+    </w:p>
+    <w:p>
+      <w:pPr>
+        <w:spacing w:line="360" w:lineRule="auto"/>
+        <w:ind w:firstLine="720"/>
+        <w:rPr>
+          <w:rFonts w:ascii="Times New Roman" w:hAnsi="Times New Roman" w:cs="Times New Roman"/>
+        </w:rPr>
+      </w:pPr>
+      <w:r>
+        <w:rPr>
+          <w:rFonts w:ascii="Times New Roman" w:hAnsi="Times New Roman" w:cs="Times New Roman"/>
+        </w:rPr>
+        <w:t>During the development of the game page, challenges ar</w:t>
+      </w:r>
+      <w:r>
+        <w:rPr>
+          <w:rFonts w:ascii="Times New Roman" w:hAnsi="Times New Roman" w:cs="Times New Roman"/>
+        </w:rPr>
+        <w:t>o</w:t>
+      </w:r>
+      <w:r>
+        <w:rPr>
+          <w:rFonts w:ascii="Times New Roman" w:hAnsi="Times New Roman" w:cs="Times New Roman"/>
+        </w:rPr>
+        <w:t>se with managing shared data across multiple components, especially for the current question, score, and user settings. Without a proper state system, components became hard to coordinate. Another challenge was preventing double submission which messed with the question rendering.</w:t>
+      </w:r>
+      <w:r>
+        <w:rPr>
+          <w:rFonts w:ascii="Times New Roman" w:hAnsi="Times New Roman" w:cs="Times New Roman"/>
+        </w:rPr>
+        <w:t xml:space="preserve"> </w:t>
+      </w:r>
+      <w:r>
+        <w:rPr>
+          <w:rFonts w:ascii="Times New Roman" w:hAnsi="Times New Roman" w:cs="Times New Roman"/>
+        </w:rPr>
+        <w:t xml:space="preserve">For the leaderboard, the main challenge was implementing a ranking system that sorted players by score, then by completion time for tied scores. The </w:t>
+      </w:r>
+      <w:r>
+        <w:rPr>
+          <w:rFonts w:ascii="Times New Roman" w:hAnsi="Times New Roman" w:cs="Times New Roman"/>
+        </w:rPr>
+        <w:t>add-your-own</w:t>
+      </w:r>
+      <w:r>
+        <w:rPr>
+          <w:rFonts w:ascii="Times New Roman" w:hAnsi="Times New Roman" w:cs="Times New Roman"/>
+        </w:rPr>
+        <w:t xml:space="preserve"> custom question feature required validating that correct answers didn’t match wrong answers and shuffling choices randomly.</w:t>
+      </w:r>
+      <w:r>
+        <w:rPr>
+          <w:rFonts w:ascii="Times New Roman" w:hAnsi="Times New Roman" w:cs="Times New Roman"/>
+        </w:rPr>
+        <w:t xml:space="preserve"> Lastly, there was the challenge of building the application without any warnings</w:t>
+      </w:r>
+      <w:r>
+        <w:rPr>
+          <w:rFonts w:ascii="Times New Roman" w:hAnsi="Times New Roman" w:cs="Times New Roman"/>
+        </w:rPr>
+        <w:t>. Warnings were treated as errors.</w:t>
+      </w:r>
     </w:p>
     <w:p>
       <w:pPr>
@@ -80,22 +1293,413 @@
         <w:jc w:val="center"/>
         <w:rPr>
           <w:rFonts w:ascii="Times New Roman" w:hAnsi="Times New Roman" w:cs="Times New Roman"/>
+          <w:b/>
+          <w:bCs/>
         </w:rPr>
       </w:pPr>
       <w:r>
         <w:rPr>
           <w:rFonts w:ascii="Times New Roman" w:hAnsi="Times New Roman" w:cs="Times New Roman"/>
-        </w:rPr>
-        <w:t xml:space="preserve">HOEU </w:t>
+          <w:b/>
+          <w:bCs/>
+        </w:rPr>
+        <w:t>How React was Used</w:t>
+      </w:r>
+    </w:p>
+    <w:p>
+      <w:pPr>
+        <w:spacing w:line="360" w:lineRule="auto"/>
+        <w:ind w:firstLine="720"/>
+        <w:rPr>
+          <w:rFonts w:ascii="Times New Roman" w:hAnsi="Times New Roman" w:cs="Times New Roman"/>
+        </w:rPr>
+      </w:pPr>
+      <w:r>
+        <w:rPr>
+          <w:rFonts w:ascii="Times New Roman" w:hAnsi="Times New Roman" w:cs="Times New Roman"/>
+        </w:rPr>
+        <w:t xml:space="preserve">To handle </w:t>
+      </w:r>
+      <w:r>
+        <w:rPr>
+          <w:rFonts w:ascii="Times New Roman" w:hAnsi="Times New Roman" w:cs="Times New Roman"/>
+        </w:rPr>
+        <w:t>the first</w:t>
+      </w:r>
+      <w:r>
+        <w:rPr>
+          <w:rFonts w:ascii="Times New Roman" w:hAnsi="Times New Roman" w:cs="Times New Roman"/>
+        </w:rPr>
+        <w:t xml:space="preserve"> challenge, </w:t>
       </w:r>
       <w:proofErr w:type="spellStart"/>
       <w:r>
         <w:rPr>
           <w:rFonts w:ascii="Times New Roman" w:hAnsi="Times New Roman" w:cs="Times New Roman"/>
         </w:rPr>
-        <w:t>Tiangkimhong</w:t>
+        <w:t>React’s</w:t>
       </w:r>
       <w:proofErr w:type="spellEnd"/>
+      <w:r>
+        <w:rPr>
+          <w:rFonts w:ascii="Times New Roman" w:hAnsi="Times New Roman" w:cs="Times New Roman"/>
+        </w:rPr>
+        <w:t xml:space="preserve"> Context API was used to manage global game state and make the data accessible to all components without props drilling. React hooks such as </w:t>
+      </w:r>
+      <w:proofErr w:type="spellStart"/>
+      <w:r>
+        <w:rPr>
+          <w:rFonts w:ascii="Times New Roman" w:hAnsi="Times New Roman" w:cs="Times New Roman"/>
+        </w:rPr>
+        <w:t>useState</w:t>
+      </w:r>
+      <w:proofErr w:type="spellEnd"/>
+      <w:r>
+        <w:rPr>
+          <w:rFonts w:ascii="Times New Roman" w:hAnsi="Times New Roman" w:cs="Times New Roman"/>
+        </w:rPr>
+        <w:t xml:space="preserve">, </w:t>
+      </w:r>
+      <w:proofErr w:type="spellStart"/>
+      <w:r>
+        <w:rPr>
+          <w:rFonts w:ascii="Times New Roman" w:hAnsi="Times New Roman" w:cs="Times New Roman"/>
+        </w:rPr>
+        <w:t>useEffect</w:t>
+      </w:r>
+      <w:proofErr w:type="spellEnd"/>
+      <w:r>
+        <w:rPr>
+          <w:rFonts w:ascii="Times New Roman" w:hAnsi="Times New Roman" w:cs="Times New Roman"/>
+        </w:rPr>
+        <w:t xml:space="preserve">, and </w:t>
+      </w:r>
+      <w:proofErr w:type="spellStart"/>
+      <w:r>
+        <w:rPr>
+          <w:rFonts w:ascii="Times New Roman" w:hAnsi="Times New Roman" w:cs="Times New Roman"/>
+        </w:rPr>
+        <w:t>useContext</w:t>
+      </w:r>
+      <w:proofErr w:type="spellEnd"/>
+      <w:r>
+        <w:rPr>
+          <w:rFonts w:ascii="Times New Roman" w:hAnsi="Times New Roman" w:cs="Times New Roman"/>
+        </w:rPr>
+        <w:t xml:space="preserve"> allow</w:t>
+      </w:r>
+      <w:r>
+        <w:rPr>
+          <w:rFonts w:ascii="Times New Roman" w:hAnsi="Times New Roman" w:cs="Times New Roman"/>
+        </w:rPr>
+        <w:t>ed us</w:t>
+      </w:r>
+      <w:r>
+        <w:rPr>
+          <w:rFonts w:ascii="Times New Roman" w:hAnsi="Times New Roman" w:cs="Times New Roman"/>
+        </w:rPr>
+        <w:t xml:space="preserve"> to create dynamic features like the real-time progress bar and keep track of the status of the game which is useful to prevent double submission.</w:t>
+      </w:r>
+      <w:r>
+        <w:rPr>
+          <w:rFonts w:ascii="Times New Roman" w:hAnsi="Times New Roman" w:cs="Times New Roman"/>
+        </w:rPr>
+        <w:t xml:space="preserve"> </w:t>
+      </w:r>
+      <w:r>
+        <w:rPr>
+          <w:rFonts w:ascii="Times New Roman" w:hAnsi="Times New Roman" w:cs="Times New Roman"/>
+        </w:rPr>
+        <w:t>For the second challenge, t</w:t>
+      </w:r>
+      <w:r>
+        <w:rPr>
+          <w:rFonts w:ascii="Times New Roman" w:hAnsi="Times New Roman" w:cs="Times New Roman"/>
+        </w:rPr>
+        <w:t xml:space="preserve">he leaderboard uses </w:t>
+      </w:r>
+      <w:proofErr w:type="spellStart"/>
+      <w:r>
+        <w:rPr>
+          <w:rFonts w:ascii="Times New Roman" w:hAnsi="Times New Roman" w:cs="Times New Roman"/>
+        </w:rPr>
+        <w:t>useState</w:t>
+      </w:r>
+      <w:proofErr w:type="spellEnd"/>
+      <w:r>
+        <w:rPr>
+          <w:rFonts w:ascii="Times New Roman" w:hAnsi="Times New Roman" w:cs="Times New Roman"/>
+        </w:rPr>
+        <w:t xml:space="preserve"> and </w:t>
+      </w:r>
+      <w:proofErr w:type="spellStart"/>
+      <w:r>
+        <w:rPr>
+          <w:rFonts w:ascii="Times New Roman" w:hAnsi="Times New Roman" w:cs="Times New Roman"/>
+        </w:rPr>
+        <w:t>useEffect</w:t>
+      </w:r>
+      <w:proofErr w:type="spellEnd"/>
+      <w:r>
+        <w:rPr>
+          <w:rFonts w:ascii="Times New Roman" w:hAnsi="Times New Roman" w:cs="Times New Roman"/>
+        </w:rPr>
+        <w:t xml:space="preserve"> to fetch from </w:t>
+      </w:r>
+      <w:proofErr w:type="spellStart"/>
+      <w:r>
+        <w:rPr>
+          <w:rFonts w:ascii="Times New Roman" w:hAnsi="Times New Roman" w:cs="Times New Roman"/>
+        </w:rPr>
+        <w:t>localStorage</w:t>
+      </w:r>
+      <w:proofErr w:type="spellEnd"/>
+      <w:r>
+        <w:rPr>
+          <w:rFonts w:ascii="Times New Roman" w:hAnsi="Times New Roman" w:cs="Times New Roman"/>
+        </w:rPr>
+        <w:t xml:space="preserve">, sort entries, and assign ranks. </w:t>
+      </w:r>
+      <w:r>
+        <w:rPr>
+          <w:rFonts w:ascii="Times New Roman" w:hAnsi="Times New Roman" w:cs="Times New Roman"/>
+        </w:rPr>
+        <w:t>Third, t</w:t>
+      </w:r>
+      <w:r>
+        <w:rPr>
+          <w:rFonts w:ascii="Times New Roman" w:hAnsi="Times New Roman" w:cs="Times New Roman"/>
+        </w:rPr>
+        <w:t xml:space="preserve">he custom question page uses multiple </w:t>
+      </w:r>
+      <w:proofErr w:type="spellStart"/>
+      <w:r>
+        <w:rPr>
+          <w:rFonts w:ascii="Times New Roman" w:hAnsi="Times New Roman" w:cs="Times New Roman"/>
+        </w:rPr>
+        <w:t>useState</w:t>
+      </w:r>
+      <w:proofErr w:type="spellEnd"/>
+      <w:r>
+        <w:rPr>
+          <w:rFonts w:ascii="Times New Roman" w:hAnsi="Times New Roman" w:cs="Times New Roman"/>
+        </w:rPr>
+        <w:t xml:space="preserve"> hooks for controlling form input and validating </w:t>
+      </w:r>
+      <w:r>
+        <w:rPr>
+          <w:rFonts w:ascii="Times New Roman" w:hAnsi="Times New Roman" w:cs="Times New Roman"/>
+        </w:rPr>
+        <w:t>input</w:t>
+      </w:r>
+      <w:r>
+        <w:rPr>
+          <w:rFonts w:ascii="Times New Roman" w:hAnsi="Times New Roman" w:cs="Times New Roman"/>
+        </w:rPr>
+        <w:t xml:space="preserve"> data before saving </w:t>
+      </w:r>
+      <w:r>
+        <w:rPr>
+          <w:rFonts w:ascii="Times New Roman" w:hAnsi="Times New Roman" w:cs="Times New Roman"/>
+        </w:rPr>
+        <w:t xml:space="preserve">it </w:t>
+      </w:r>
+      <w:r>
+        <w:rPr>
+          <w:rFonts w:ascii="Times New Roman" w:hAnsi="Times New Roman" w:cs="Times New Roman"/>
+        </w:rPr>
+        <w:t xml:space="preserve">in </w:t>
+      </w:r>
+      <w:proofErr w:type="spellStart"/>
+      <w:r>
+        <w:rPr>
+          <w:rFonts w:ascii="Times New Roman" w:hAnsi="Times New Roman" w:cs="Times New Roman"/>
+        </w:rPr>
+        <w:t>localStorage</w:t>
+      </w:r>
+      <w:proofErr w:type="spellEnd"/>
+      <w:r>
+        <w:rPr>
+          <w:rFonts w:ascii="Times New Roman" w:hAnsi="Times New Roman" w:cs="Times New Roman"/>
+        </w:rPr>
+        <w:t>.</w:t>
+      </w:r>
+      <w:r>
+        <w:rPr>
+          <w:rFonts w:ascii="Times New Roman" w:hAnsi="Times New Roman" w:cs="Times New Roman"/>
+        </w:rPr>
+        <w:t xml:space="preserve"> To handle the application building problem, every warning needs to be resolved. One of the most prevalent warnings </w:t>
+      </w:r>
+      <w:r>
+        <w:rPr>
+          <w:rFonts w:ascii="Times New Roman" w:hAnsi="Times New Roman" w:cs="Times New Roman"/>
+        </w:rPr>
+        <w:t>was</w:t>
+      </w:r>
+      <w:r>
+        <w:rPr>
+          <w:rFonts w:ascii="Times New Roman" w:hAnsi="Times New Roman" w:cs="Times New Roman"/>
+        </w:rPr>
+        <w:t xml:space="preserve"> caused by the </w:t>
+      </w:r>
+      <w:proofErr w:type="spellStart"/>
+      <w:r>
+        <w:rPr>
+          <w:rFonts w:ascii="Times New Roman" w:hAnsi="Times New Roman" w:cs="Times New Roman"/>
+        </w:rPr>
+        <w:t>useEffect</w:t>
+      </w:r>
+      <w:proofErr w:type="spellEnd"/>
+      <w:r>
+        <w:rPr>
+          <w:rFonts w:ascii="Times New Roman" w:hAnsi="Times New Roman" w:cs="Times New Roman"/>
+        </w:rPr>
+        <w:t xml:space="preserve"> hook or more specifically its dependency array. </w:t>
+      </w:r>
+      <w:r>
+        <w:rPr>
+          <w:rFonts w:ascii="Times New Roman" w:hAnsi="Times New Roman" w:cs="Times New Roman"/>
+        </w:rPr>
+        <w:t xml:space="preserve">To solve this problem, </w:t>
+      </w:r>
+      <w:r>
+        <w:rPr>
+          <w:rFonts w:ascii="Times New Roman" w:hAnsi="Times New Roman" w:cs="Times New Roman"/>
+        </w:rPr>
+        <w:t xml:space="preserve">we use </w:t>
+      </w:r>
+      <w:r>
+        <w:rPr>
+          <w:rFonts w:ascii="Times New Roman" w:hAnsi="Times New Roman" w:cs="Times New Roman"/>
+        </w:rPr>
+        <w:t xml:space="preserve">React hooks such as </w:t>
+      </w:r>
+      <w:proofErr w:type="spellStart"/>
+      <w:r>
+        <w:rPr>
+          <w:rFonts w:ascii="Times New Roman" w:hAnsi="Times New Roman" w:cs="Times New Roman"/>
+        </w:rPr>
+        <w:t>useCallback</w:t>
+      </w:r>
+      <w:proofErr w:type="spellEnd"/>
+      <w:r>
+        <w:rPr>
+          <w:rFonts w:ascii="Times New Roman" w:hAnsi="Times New Roman" w:cs="Times New Roman"/>
+        </w:rPr>
+        <w:t xml:space="preserve"> for any methods that were utilized in any </w:t>
+      </w:r>
+      <w:proofErr w:type="spellStart"/>
+      <w:r>
+        <w:rPr>
+          <w:rFonts w:ascii="Times New Roman" w:hAnsi="Times New Roman" w:cs="Times New Roman"/>
+        </w:rPr>
+        <w:t>useEffect</w:t>
+      </w:r>
+      <w:proofErr w:type="spellEnd"/>
+      <w:r>
+        <w:rPr>
+          <w:rFonts w:ascii="Times New Roman" w:hAnsi="Times New Roman" w:cs="Times New Roman"/>
+        </w:rPr>
+        <w:t>.</w:t>
+      </w:r>
+      <w:r>
+        <w:rPr>
+          <w:rFonts w:ascii="Times New Roman" w:hAnsi="Times New Roman" w:cs="Times New Roman"/>
+        </w:rPr>
+        <w:t xml:space="preserve"> Additionally, we fill the dependency array while making sure the game still functions properly.</w:t>
+      </w:r>
+      <w:r>
+        <w:rPr>
+          <w:rFonts w:ascii="Times New Roman" w:hAnsi="Times New Roman" w:cs="Times New Roman"/>
+        </w:rPr>
+        <w:t xml:space="preserve"> </w:t>
+      </w:r>
+    </w:p>
+    <w:p>
+      <w:pPr>
+        <w:spacing w:line="360" w:lineRule="auto"/>
+        <w:ind w:firstLine="720"/>
+        <w:rPr>
+          <w:rFonts w:ascii="Times New Roman" w:hAnsi="Times New Roman" w:cs="Times New Roman"/>
+        </w:rPr>
+      </w:pPr>
+      <w:r>
+        <w:rPr>
+          <w:rFonts w:ascii="Times New Roman" w:hAnsi="Times New Roman" w:cs="Times New Roman"/>
+        </w:rPr>
+        <w:lastRenderedPageBreak/>
+        <w:t xml:space="preserve">Aside from the challenges, React was also used to make the </w:t>
+      </w:r>
+      <w:r>
+        <w:rPr>
+          <w:rFonts w:ascii="Times New Roman" w:hAnsi="Times New Roman" w:cs="Times New Roman"/>
+        </w:rPr>
+        <w:t xml:space="preserve">application more optimized and interactive. </w:t>
+      </w:r>
+      <w:r>
+        <w:rPr>
+          <w:rFonts w:ascii="Times New Roman" w:hAnsi="Times New Roman" w:cs="Times New Roman"/>
+        </w:rPr>
+        <w:t xml:space="preserve">In the home page, </w:t>
+      </w:r>
+      <w:proofErr w:type="spellStart"/>
+      <w:r>
+        <w:rPr>
+          <w:rFonts w:ascii="Times New Roman" w:hAnsi="Times New Roman" w:cs="Times New Roman"/>
+        </w:rPr>
+        <w:t>useMemo</w:t>
+      </w:r>
+      <w:proofErr w:type="spellEnd"/>
+      <w:r>
+        <w:rPr>
+          <w:rFonts w:ascii="Times New Roman" w:hAnsi="Times New Roman" w:cs="Times New Roman"/>
+        </w:rPr>
+        <w:t xml:space="preserve"> is used to </w:t>
+      </w:r>
+      <w:r>
+        <w:rPr>
+          <w:rFonts w:ascii="Times New Roman" w:hAnsi="Times New Roman" w:cs="Times New Roman"/>
+        </w:rPr>
+        <w:t>update</w:t>
+      </w:r>
+      <w:r>
+        <w:rPr>
+          <w:rFonts w:ascii="Times New Roman" w:hAnsi="Times New Roman" w:cs="Times New Roman"/>
+        </w:rPr>
+        <w:t xml:space="preserve"> the text colors when users select their difficulty and modifier.</w:t>
+      </w:r>
+      <w:r>
+        <w:rPr>
+          <w:rFonts w:ascii="Times New Roman" w:hAnsi="Times New Roman" w:cs="Times New Roman"/>
+        </w:rPr>
+        <w:t xml:space="preserve"> In the app.js file, we implemented routers and </w:t>
+      </w:r>
+      <w:proofErr w:type="spellStart"/>
+      <w:r>
+        <w:rPr>
+          <w:rFonts w:ascii="Times New Roman" w:hAnsi="Times New Roman" w:cs="Times New Roman"/>
+        </w:rPr>
+        <w:t>navlinks</w:t>
+      </w:r>
+      <w:proofErr w:type="spellEnd"/>
+      <w:r>
+        <w:rPr>
+          <w:rFonts w:ascii="Times New Roman" w:hAnsi="Times New Roman" w:cs="Times New Roman"/>
+        </w:rPr>
+        <w:t xml:space="preserve"> to handle </w:t>
+      </w:r>
+      <w:r>
+        <w:rPr>
+          <w:rFonts w:ascii="Times New Roman" w:hAnsi="Times New Roman" w:cs="Times New Roman"/>
+        </w:rPr>
+        <w:t>URL redirection.</w:t>
+      </w:r>
+      <w:r>
+        <w:rPr>
+          <w:rFonts w:ascii="Times New Roman" w:hAnsi="Times New Roman" w:cs="Times New Roman"/>
+        </w:rPr>
+        <w:t xml:space="preserve"> All of these React concepts were crucial to getting our application to run smoothly and properly.</w:t>
+      </w:r>
     </w:p>
     <w:p>
       <w:pPr>
@@ -103,13 +1707,98 @@
         <w:jc w:val="center"/>
         <w:rPr>
           <w:rFonts w:ascii="Times New Roman" w:hAnsi="Times New Roman" w:cs="Times New Roman"/>
+          <w:b/>
+          <w:bCs/>
         </w:rPr>
       </w:pPr>
       <w:r>
         <w:rPr>
           <w:rFonts w:ascii="Times New Roman" w:hAnsi="Times New Roman" w:cs="Times New Roman"/>
-        </w:rPr>
-        <w:t>Professor: Joe Chea</w:t>
+          <w:b/>
+          <w:bCs/>
+        </w:rPr>
+        <w:t>Conclusion</w:t>
+      </w:r>
+    </w:p>
+    <w:p>
+      <w:pPr>
+        <w:spacing w:line="360" w:lineRule="auto"/>
+        <w:ind w:firstLine="720"/>
+        <w:rPr>
+          <w:rFonts w:ascii="Times New Roman" w:hAnsi="Times New Roman" w:cs="Times New Roman"/>
+        </w:rPr>
+      </w:pPr>
+      <w:r>
+        <w:rPr>
+          <w:rFonts w:ascii="Times New Roman" w:hAnsi="Times New Roman" w:cs="Times New Roman"/>
+        </w:rPr>
+        <w:t xml:space="preserve">In conclusion, our group made a quiz-game website that is based on another game. Our approach </w:t>
+      </w:r>
+      <w:r>
+        <w:rPr>
+          <w:rFonts w:ascii="Times New Roman" w:hAnsi="Times New Roman" w:cs="Times New Roman"/>
+        </w:rPr>
+        <w:t>had</w:t>
+      </w:r>
+      <w:r>
+        <w:rPr>
+          <w:rFonts w:ascii="Times New Roman" w:hAnsi="Times New Roman" w:cs="Times New Roman"/>
+        </w:rPr>
+        <w:t xml:space="preserve"> four phases</w:t>
+      </w:r>
+      <w:r>
+        <w:rPr>
+          <w:rFonts w:ascii="Times New Roman" w:hAnsi="Times New Roman" w:cs="Times New Roman"/>
+        </w:rPr>
+        <w:t xml:space="preserve"> such as the Ideation, Design, Development, and Deployment</w:t>
+      </w:r>
+      <w:r>
+        <w:rPr>
+          <w:rFonts w:ascii="Times New Roman" w:hAnsi="Times New Roman" w:cs="Times New Roman"/>
+        </w:rPr>
+        <w:t xml:space="preserve"> phase</w:t>
+      </w:r>
+      <w:r>
+        <w:rPr>
+          <w:rFonts w:ascii="Times New Roman" w:hAnsi="Times New Roman" w:cs="Times New Roman"/>
+        </w:rPr>
+        <w:t>.</w:t>
+      </w:r>
+      <w:r>
+        <w:rPr>
+          <w:rFonts w:ascii="Times New Roman" w:hAnsi="Times New Roman" w:cs="Times New Roman"/>
+        </w:rPr>
+        <w:t xml:space="preserve"> The challenges we faced were related to managing data, </w:t>
+      </w:r>
+      <w:r>
+        <w:rPr>
+          <w:rFonts w:ascii="Times New Roman" w:hAnsi="Times New Roman" w:cs="Times New Roman"/>
+        </w:rPr>
+        <w:t xml:space="preserve">preventing double submission, correct ranking system, input validation, and application building. </w:t>
+      </w:r>
+      <w:r>
+        <w:rPr>
+          <w:rFonts w:ascii="Times New Roman" w:hAnsi="Times New Roman" w:cs="Times New Roman"/>
+        </w:rPr>
+        <w:t>We used React concepts such as context, hooks,</w:t>
+      </w:r>
+      <w:r>
+        <w:rPr>
+          <w:rFonts w:ascii="Times New Roman" w:hAnsi="Times New Roman" w:cs="Times New Roman"/>
+        </w:rPr>
+        <w:t xml:space="preserve"> </w:t>
+      </w:r>
+      <w:r>
+        <w:rPr>
+          <w:rFonts w:ascii="Times New Roman" w:hAnsi="Times New Roman" w:cs="Times New Roman"/>
+        </w:rPr>
+        <w:t>and routers.</w:t>
+      </w:r>
+      <w:r>
+        <w:rPr>
+          <w:rFonts w:ascii="Times New Roman" w:hAnsi="Times New Roman" w:cs="Times New Roman"/>
+        </w:rPr>
+        <w:t xml:space="preserve"> </w:t>
       </w:r>
     </w:p>
     <w:p>
@@ -118,65 +1807,79 @@
         <w:jc w:val="center"/>
         <w:rPr>
           <w:rFonts w:ascii="Times New Roman" w:hAnsi="Times New Roman" w:cs="Times New Roman"/>
+          <w:b/>
+          <w:bCs/>
         </w:rPr>
       </w:pPr>
       <w:r>
         <w:rPr>
           <w:rFonts w:ascii="Times New Roman" w:hAnsi="Times New Roman" w:cs="Times New Roman"/>
-        </w:rPr>
-        <w:t xml:space="preserve">Course: INF 651 </w:t>
-      </w:r>
-      <w:r>
-        <w:rPr>
-          <w:rFonts w:ascii="Times New Roman" w:hAnsi="Times New Roman" w:cs="Times New Roman"/>
-        </w:rPr>
-        <w:t>–</w:t>
-      </w:r>
-      <w:r>
-        <w:rPr>
-          <w:rFonts w:ascii="Times New Roman" w:hAnsi="Times New Roman" w:cs="Times New Roman"/>
-        </w:rPr>
-        <w:t xml:space="preserve"> </w:t>
-      </w:r>
-      <w:r>
-        <w:rPr>
-          <w:rFonts w:ascii="Times New Roman" w:hAnsi="Times New Roman" w:cs="Times New Roman"/>
-        </w:rPr>
-        <w:t>001</w:t>
+          <w:b/>
+          <w:bCs/>
+        </w:rPr>
+        <w:t>Git</w:t>
+      </w:r>
+      <w:r>
+        <w:rPr>
+          <w:rFonts w:ascii="Times New Roman" w:hAnsi="Times New Roman" w:cs="Times New Roman"/>
+          <w:b/>
+          <w:bCs/>
+        </w:rPr>
+        <w:t>H</w:t>
+      </w:r>
+      <w:r>
+        <w:rPr>
+          <w:rFonts w:ascii="Times New Roman" w:hAnsi="Times New Roman" w:cs="Times New Roman"/>
+          <w:b/>
+          <w:bCs/>
+        </w:rPr>
+        <w:t>ub and Live Server URL</w:t>
       </w:r>
     </w:p>
     <w:p>
       <w:pPr>
         <w:spacing w:line="480" w:lineRule="auto"/>
-        <w:jc w:val="center"/>
-        <w:rPr>
-          <w:rFonts w:ascii="Times New Roman" w:hAnsi="Times New Roman" w:cs="Times New Roman"/>
+        <w:rPr>
+          <w:rFonts w:ascii="Times New Roman" w:hAnsi="Times New Roman" w:cs="Times New Roman"/>
+          <w:b/>
+          <w:bCs/>
         </w:rPr>
       </w:pPr>
       <w:r>
         <w:rPr>
           <w:rFonts w:ascii="Times New Roman" w:hAnsi="Times New Roman" w:cs="Times New Roman"/>
-        </w:rPr>
-        <w:t>Due Date: Dec 1st, 2025</w:t>
-      </w:r>
-    </w:p>
-    <w:p>
-      <w:pPr>
-        <w:rPr>
-          <w:rFonts w:ascii="Times New Roman" w:hAnsi="Times New Roman" w:cs="Times New Roman"/>
-        </w:rPr>
-      </w:pPr>
-      <w:r>
-        <w:rPr>
-          <w:rFonts w:ascii="Times New Roman" w:hAnsi="Times New Roman" w:cs="Times New Roman"/>
-        </w:rPr>
-        <w:br w:type="page"/>
+          <w:b/>
+          <w:bCs/>
+        </w:rPr>
+        <w:t>GitHub Repository:</w:t>
+      </w:r>
+      <w:r>
+        <w:rPr>
+          <w:rFonts w:ascii="Times New Roman" w:hAnsi="Times New Roman" w:cs="Times New Roman"/>
+          <w:b/>
+          <w:bCs/>
+        </w:rPr>
+        <w:t xml:space="preserve"> </w:t>
+      </w:r>
+      <w:hyperlink r:id="rId5" w:history="1">
+        <w:r>
+          <w:rPr>
+            <w:rStyle w:val="Hyperlink"/>
+            <w:rFonts w:ascii="Times New Roman" w:hAnsi="Times New Roman" w:cs="Times New Roman"/>
+          </w:rPr>
+          <w:t>https://github.com/TANGHuyming/Group-5-Quiz-Game-App</w:t>
+        </w:r>
+      </w:hyperlink>
+      <w:r>
+        <w:rPr>
+          <w:rFonts w:ascii="Times New Roman" w:hAnsi="Times New Roman" w:cs="Times New Roman"/>
+        </w:rPr>
+        <w:t xml:space="preserve"> </w:t>
       </w:r>
     </w:p>
     <w:p>
       <w:pPr>
         <w:spacing w:line="480" w:lineRule="auto"/>
-        <w:jc w:val="center"/>
         <w:rPr>
           <w:rFonts w:ascii="Times New Roman" w:hAnsi="Times New Roman" w:cs="Times New Roman"/>
           <w:b/>
@@ -189,8 +1892,7 @@
           <w:b/>
           <w:bCs/>
         </w:rPr>
-        <w:lastRenderedPageBreak/>
-        <w:t>Introductio</w:t>
+        <w:t>Live Server URL:</w:t>
       </w:r>
       <w:r>
         <w:rPr>
@@ -198,853 +1900,31 @@
           <w:b/>
           <w:bCs/>
         </w:rPr>
-        <w:t>n</w:t>
-      </w:r>
-    </w:p>
-    <w:p>
-      <w:pPr>
-        <w:spacing w:line="480" w:lineRule="auto"/>
-        <w:ind w:firstLine="720"/>
-        <w:rPr>
-          <w:rFonts w:ascii="Times New Roman" w:hAnsi="Times New Roman" w:cs="Times New Roman"/>
-        </w:rPr>
-      </w:pPr>
-      <w:r>
-        <w:rPr>
-          <w:rFonts w:ascii="Times New Roman" w:hAnsi="Times New Roman" w:cs="Times New Roman"/>
-        </w:rPr>
-        <w:t>Have you ever played</w:t>
-      </w:r>
-      <w:r>
-        <w:rPr>
-          <w:rFonts w:ascii="Times New Roman" w:hAnsi="Times New Roman" w:cs="Times New Roman"/>
-        </w:rPr>
-        <w:t xml:space="preserve"> a game called</w:t>
-      </w:r>
-      <w:r>
-        <w:rPr>
-          <w:rFonts w:ascii="Times New Roman" w:hAnsi="Times New Roman" w:cs="Times New Roman"/>
-        </w:rPr>
         <w:t xml:space="preserve"> </w:t>
       </w:r>
-      <w:r>
-        <w:rPr>
-          <w:rFonts w:ascii="Times New Roman" w:hAnsi="Times New Roman" w:cs="Times New Roman"/>
-        </w:rPr>
-        <w:t>“T</w:t>
-      </w:r>
-      <w:r>
-        <w:rPr>
-          <w:rFonts w:ascii="Times New Roman" w:hAnsi="Times New Roman" w:cs="Times New Roman"/>
-        </w:rPr>
-        <w:t>he Typing of The Dead</w:t>
-      </w:r>
-      <w:r>
-        <w:rPr>
-          <w:rFonts w:ascii="Times New Roman" w:hAnsi="Times New Roman" w:cs="Times New Roman"/>
-        </w:rPr>
-        <w:t>”</w:t>
-      </w:r>
-      <w:r>
-        <w:rPr>
-          <w:rFonts w:ascii="Times New Roman" w:hAnsi="Times New Roman" w:cs="Times New Roman"/>
-        </w:rPr>
-        <w:t xml:space="preserve">? </w:t>
-      </w:r>
-      <w:r>
-        <w:rPr>
-          <w:rFonts w:ascii="Times New Roman" w:hAnsi="Times New Roman" w:cs="Times New Roman"/>
-        </w:rPr>
-        <w:t>It is a zombie</w:t>
-      </w:r>
-      <w:r>
-        <w:rPr>
-          <w:rFonts w:ascii="Times New Roman" w:hAnsi="Times New Roman" w:cs="Times New Roman"/>
-        </w:rPr>
-        <w:t>-</w:t>
-      </w:r>
-      <w:r>
-        <w:rPr>
-          <w:rFonts w:ascii="Times New Roman" w:hAnsi="Times New Roman" w:cs="Times New Roman"/>
-        </w:rPr>
-        <w:t xml:space="preserve">shooter game where you type to shoot </w:t>
-      </w:r>
-      <w:r>
-        <w:rPr>
-          <w:rFonts w:ascii="Times New Roman" w:hAnsi="Times New Roman" w:cs="Times New Roman"/>
-        </w:rPr>
-        <w:t xml:space="preserve">the undead </w:t>
-      </w:r>
-      <w:r>
-        <w:rPr>
-          <w:rFonts w:ascii="Times New Roman" w:hAnsi="Times New Roman" w:cs="Times New Roman"/>
-        </w:rPr>
-        <w:t xml:space="preserve">instead </w:t>
-      </w:r>
-      <w:r>
-        <w:rPr>
-          <w:rFonts w:ascii="Times New Roman" w:hAnsi="Times New Roman" w:cs="Times New Roman"/>
-        </w:rPr>
-        <w:t xml:space="preserve">of </w:t>
-      </w:r>
-      <w:r>
-        <w:rPr>
-          <w:rFonts w:ascii="Times New Roman" w:hAnsi="Times New Roman" w:cs="Times New Roman"/>
-        </w:rPr>
-        <w:t xml:space="preserve">using a laser toy gun to do so. </w:t>
-      </w:r>
-      <w:r>
-        <w:rPr>
-          <w:rFonts w:ascii="Times New Roman" w:hAnsi="Times New Roman" w:cs="Times New Roman"/>
-        </w:rPr>
-        <w:t>Inside that game, there is a boss called “The Tower”, which is a</w:t>
-      </w:r>
-      <w:r>
-        <w:rPr>
-          <w:rFonts w:ascii="Times New Roman" w:hAnsi="Times New Roman" w:cs="Times New Roman"/>
-        </w:rPr>
-        <w:t xml:space="preserve"> terrifying</w:t>
-      </w:r>
-      <w:r>
-        <w:rPr>
-          <w:rFonts w:ascii="Times New Roman" w:hAnsi="Times New Roman" w:cs="Times New Roman"/>
-        </w:rPr>
-        <w:t xml:space="preserve"> three</w:t>
-      </w:r>
-      <w:r>
-        <w:rPr>
-          <w:rFonts w:ascii="Times New Roman" w:hAnsi="Times New Roman" w:cs="Times New Roman"/>
-        </w:rPr>
-        <w:t>-</w:t>
-      </w:r>
-      <w:r>
-        <w:rPr>
-          <w:rFonts w:ascii="Times New Roman" w:hAnsi="Times New Roman" w:cs="Times New Roman"/>
-        </w:rPr>
-        <w:t>headed hydra</w:t>
-      </w:r>
-      <w:r>
-        <w:rPr>
-          <w:rFonts w:ascii="Times New Roman" w:hAnsi="Times New Roman" w:cs="Times New Roman"/>
-        </w:rPr>
-        <w:t xml:space="preserve">. </w:t>
-      </w:r>
-      <w:r>
-        <w:rPr>
-          <w:rFonts w:ascii="Times New Roman" w:hAnsi="Times New Roman" w:cs="Times New Roman"/>
-        </w:rPr>
-        <w:t xml:space="preserve">The Tower would </w:t>
-      </w:r>
-      <w:r>
-        <w:rPr>
-          <w:rFonts w:ascii="Times New Roman" w:hAnsi="Times New Roman" w:cs="Times New Roman"/>
-        </w:rPr>
-        <w:t>begin</w:t>
-      </w:r>
-      <w:r>
-        <w:rPr>
-          <w:rFonts w:ascii="Times New Roman" w:hAnsi="Times New Roman" w:cs="Times New Roman"/>
-        </w:rPr>
-        <w:t xml:space="preserve"> with a question, and the player </w:t>
-      </w:r>
-      <w:r>
-        <w:rPr>
-          <w:rFonts w:ascii="Times New Roman" w:hAnsi="Times New Roman" w:cs="Times New Roman"/>
-        </w:rPr>
-        <w:t xml:space="preserve">must type the correct answer </w:t>
-      </w:r>
-      <w:r>
-        <w:rPr>
-          <w:rFonts w:ascii="Times New Roman" w:hAnsi="Times New Roman" w:cs="Times New Roman"/>
-        </w:rPr>
-        <w:t xml:space="preserve">to deal damage to </w:t>
-      </w:r>
-      <w:r>
-        <w:rPr>
-          <w:rFonts w:ascii="Times New Roman" w:hAnsi="Times New Roman" w:cs="Times New Roman"/>
-        </w:rPr>
-        <w:t>it</w:t>
-      </w:r>
-      <w:r>
-        <w:rPr>
-          <w:rFonts w:ascii="Times New Roman" w:hAnsi="Times New Roman" w:cs="Times New Roman"/>
-        </w:rPr>
-        <w:t xml:space="preserve">. Our final project for </w:t>
-      </w:r>
-      <w:r>
-        <w:rPr>
-          <w:rFonts w:ascii="Times New Roman" w:hAnsi="Times New Roman" w:cs="Times New Roman"/>
-        </w:rPr>
-        <w:t xml:space="preserve">this course is heavily based on both the game and its serpentine boss. We call it </w:t>
-      </w:r>
-      <w:r>
-        <w:rPr>
-          <w:rFonts w:ascii="Times New Roman" w:hAnsi="Times New Roman" w:cs="Times New Roman"/>
-        </w:rPr>
-        <w:t>“</w:t>
-      </w:r>
-      <w:r>
-        <w:rPr>
-          <w:rFonts w:ascii="Times New Roman" w:hAnsi="Times New Roman" w:cs="Times New Roman"/>
-        </w:rPr>
-        <w:t>Type or Perish!</w:t>
-      </w:r>
-      <w:r>
-        <w:rPr>
-          <w:rFonts w:ascii="Times New Roman" w:hAnsi="Times New Roman" w:cs="Times New Roman"/>
-        </w:rPr>
-        <w:t>”</w:t>
-      </w:r>
-    </w:p>
-    <w:p>
-      <w:pPr>
-        <w:spacing w:line="480" w:lineRule="auto"/>
-        <w:jc w:val="center"/>
-        <w:rPr>
-          <w:rFonts w:ascii="Times New Roman" w:hAnsi="Times New Roman" w:cs="Times New Roman"/>
-          <w:b/>
-          <w:bCs/>
-        </w:rPr>
-      </w:pPr>
-      <w:r>
-        <w:rPr>
-          <w:rFonts w:ascii="Times New Roman" w:hAnsi="Times New Roman" w:cs="Times New Roman"/>
-          <w:b/>
-          <w:bCs/>
-        </w:rPr>
-        <w:t xml:space="preserve">Approach </w:t>
-      </w:r>
-      <w:r>
-        <w:rPr>
-          <w:rFonts w:ascii="Times New Roman" w:hAnsi="Times New Roman" w:cs="Times New Roman"/>
-          <w:b/>
-          <w:bCs/>
-        </w:rPr>
-        <w:t>t</w:t>
-      </w:r>
-      <w:r>
-        <w:rPr>
-          <w:rFonts w:ascii="Times New Roman" w:hAnsi="Times New Roman" w:cs="Times New Roman"/>
-          <w:b/>
-          <w:bCs/>
-        </w:rPr>
-        <w:t xml:space="preserve">o </w:t>
-      </w:r>
-      <w:r>
-        <w:rPr>
-          <w:rFonts w:ascii="Times New Roman" w:hAnsi="Times New Roman" w:cs="Times New Roman"/>
-          <w:b/>
-          <w:bCs/>
-        </w:rPr>
-        <w:t>the</w:t>
-      </w:r>
-      <w:r>
-        <w:rPr>
-          <w:rFonts w:ascii="Times New Roman" w:hAnsi="Times New Roman" w:cs="Times New Roman"/>
-          <w:b/>
-          <w:bCs/>
-        </w:rPr>
-        <w:t xml:space="preserve"> Project</w:t>
-      </w:r>
-    </w:p>
-    <w:p>
-      <w:pPr>
-        <w:spacing w:line="480" w:lineRule="auto"/>
-        <w:ind w:firstLine="720"/>
-        <w:rPr>
-          <w:rFonts w:ascii="Times New Roman" w:hAnsi="Times New Roman" w:cs="Times New Roman"/>
-        </w:rPr>
-      </w:pPr>
-      <w:r>
-        <w:rPr>
-          <w:rFonts w:ascii="Times New Roman" w:hAnsi="Times New Roman" w:cs="Times New Roman"/>
-        </w:rPr>
-        <w:t xml:space="preserve">This project contains a total of </w:t>
-      </w:r>
-      <w:r>
-        <w:rPr>
-          <w:rFonts w:ascii="Times New Roman" w:hAnsi="Times New Roman" w:cs="Times New Roman"/>
-        </w:rPr>
-        <w:t xml:space="preserve">four phases: Ideation, Designing, Developing, and Hosting. </w:t>
-      </w:r>
-      <w:r>
-        <w:rPr>
-          <w:rFonts w:ascii="Times New Roman" w:hAnsi="Times New Roman" w:cs="Times New Roman"/>
-        </w:rPr>
-        <w:t xml:space="preserve">During the ideation phase, everyone </w:t>
-      </w:r>
-      <w:r>
-        <w:rPr>
-          <w:rFonts w:ascii="Times New Roman" w:hAnsi="Times New Roman" w:cs="Times New Roman"/>
-        </w:rPr>
-        <w:t xml:space="preserve">was </w:t>
-      </w:r>
-      <w:r>
-        <w:rPr>
-          <w:rFonts w:ascii="Times New Roman" w:hAnsi="Times New Roman" w:cs="Times New Roman"/>
-        </w:rPr>
-        <w:t xml:space="preserve">brainstorming </w:t>
-      </w:r>
-      <w:r>
-        <w:rPr>
-          <w:rFonts w:ascii="Times New Roman" w:hAnsi="Times New Roman" w:cs="Times New Roman"/>
-        </w:rPr>
-        <w:t>for what they want</w:t>
-      </w:r>
-      <w:r>
-        <w:rPr>
-          <w:rFonts w:ascii="Times New Roman" w:hAnsi="Times New Roman" w:cs="Times New Roman"/>
-        </w:rPr>
-        <w:t>ed</w:t>
-      </w:r>
-      <w:r>
-        <w:rPr>
-          <w:rFonts w:ascii="Times New Roman" w:hAnsi="Times New Roman" w:cs="Times New Roman"/>
-        </w:rPr>
-        <w:t xml:space="preserve"> the final project to be about.</w:t>
-      </w:r>
-      <w:r>
-        <w:rPr>
-          <w:rFonts w:ascii="Times New Roman" w:hAnsi="Times New Roman" w:cs="Times New Roman"/>
-        </w:rPr>
-        <w:t xml:space="preserve"> The base idea was a trivia game</w:t>
-      </w:r>
-      <w:r>
-        <w:rPr>
-          <w:rFonts w:ascii="Times New Roman" w:hAnsi="Times New Roman" w:cs="Times New Roman"/>
-        </w:rPr>
-        <w:t>, and after about half a day, everyone agreed to make a typing game</w:t>
-      </w:r>
-      <w:r>
-        <w:rPr>
-          <w:rFonts w:ascii="Times New Roman" w:hAnsi="Times New Roman" w:cs="Times New Roman"/>
-        </w:rPr>
-        <w:t xml:space="preserve"> based on another game called “The Typing of The Dead”. </w:t>
-      </w:r>
-    </w:p>
-    <w:p>
-      <w:pPr>
-        <w:spacing w:line="480" w:lineRule="auto"/>
-        <w:ind w:firstLine="720"/>
-        <w:rPr>
-          <w:rFonts w:ascii="Times New Roman" w:hAnsi="Times New Roman" w:cs="Times New Roman"/>
-        </w:rPr>
-      </w:pPr>
-      <w:r>
-        <w:rPr>
-          <w:rFonts w:ascii="Times New Roman" w:hAnsi="Times New Roman" w:cs="Times New Roman"/>
-        </w:rPr>
-        <w:t>After this agreement, everyone moved towards the design phase. This phase</w:t>
-      </w:r>
-      <w:r>
-        <w:rPr>
-          <w:rFonts w:ascii="Times New Roman" w:hAnsi="Times New Roman" w:cs="Times New Roman"/>
-        </w:rPr>
-        <w:t xml:space="preserve"> was all about UI/UX</w:t>
-      </w:r>
-      <w:r>
-        <w:rPr>
-          <w:rFonts w:ascii="Times New Roman" w:hAnsi="Times New Roman" w:cs="Times New Roman"/>
-        </w:rPr>
-        <w:t xml:space="preserve">, low fidelity, and </w:t>
-      </w:r>
-      <w:r>
-        <w:rPr>
-          <w:rFonts w:ascii="Times New Roman" w:hAnsi="Times New Roman" w:cs="Times New Roman"/>
-        </w:rPr>
-        <w:t xml:space="preserve">high-fidelity </w:t>
-      </w:r>
-      <w:r>
-        <w:rPr>
-          <w:rFonts w:ascii="Times New Roman" w:hAnsi="Times New Roman" w:cs="Times New Roman"/>
-        </w:rPr>
-        <w:t>wireframes.</w:t>
-      </w:r>
-      <w:r>
-        <w:rPr>
-          <w:rFonts w:ascii="Times New Roman" w:hAnsi="Times New Roman" w:cs="Times New Roman"/>
-        </w:rPr>
-        <w:t xml:space="preserve"> The UI and UX </w:t>
-      </w:r>
-      <w:r>
-        <w:rPr>
-          <w:rFonts w:ascii="Times New Roman" w:hAnsi="Times New Roman" w:cs="Times New Roman"/>
-        </w:rPr>
-        <w:t>were coordinated by everyone. If there was a part of the design that didn’t look good</w:t>
-      </w:r>
-      <w:r>
-        <w:rPr>
-          <w:rFonts w:ascii="Times New Roman" w:hAnsi="Times New Roman" w:cs="Times New Roman"/>
-        </w:rPr>
-        <w:t xml:space="preserve"> or wasn’t intuitive</w:t>
-      </w:r>
-      <w:r>
-        <w:rPr>
-          <w:rFonts w:ascii="Times New Roman" w:hAnsi="Times New Roman" w:cs="Times New Roman"/>
-        </w:rPr>
-        <w:t xml:space="preserve">, it had to be remade. </w:t>
-      </w:r>
-      <w:r>
-        <w:rPr>
-          <w:rFonts w:ascii="Times New Roman" w:hAnsi="Times New Roman" w:cs="Times New Roman"/>
-        </w:rPr>
-        <w:t xml:space="preserve">After that, everyone developed their own low-fidelity wireframes. These were done using pencils and </w:t>
-      </w:r>
-      <w:r>
-        <w:rPr>
-          <w:rFonts w:ascii="Times New Roman" w:hAnsi="Times New Roman" w:cs="Times New Roman"/>
-        </w:rPr>
-        <w:t>paper</w:t>
-      </w:r>
-      <w:r>
-        <w:rPr>
-          <w:rFonts w:ascii="Times New Roman" w:hAnsi="Times New Roman" w:cs="Times New Roman"/>
-        </w:rPr>
-        <w:t>. Afterwards, everyone contributed to the high-fidelity designs using Figma.</w:t>
-      </w:r>
-    </w:p>
-    <w:p>
-      <w:pPr>
-        <w:spacing w:line="480" w:lineRule="auto"/>
-        <w:ind w:firstLine="720"/>
-        <w:rPr>
-          <w:rFonts w:ascii="Times New Roman" w:hAnsi="Times New Roman" w:cs="Times New Roman"/>
-        </w:rPr>
-      </w:pPr>
-      <w:r>
-        <w:rPr>
-          <w:rFonts w:ascii="Times New Roman" w:hAnsi="Times New Roman" w:cs="Times New Roman"/>
-        </w:rPr>
-        <w:t xml:space="preserve">Moving on to the development phase, everyone was assigned one or two pages to complete. Firstly, </w:t>
-      </w:r>
-      <w:proofErr w:type="spellStart"/>
-      <w:r>
-        <w:rPr>
-          <w:rFonts w:ascii="Times New Roman" w:hAnsi="Times New Roman" w:cs="Times New Roman"/>
-        </w:rPr>
-        <w:t>Huying</w:t>
-      </w:r>
-      <w:proofErr w:type="spellEnd"/>
-      <w:r>
-        <w:rPr>
-          <w:rFonts w:ascii="Times New Roman" w:hAnsi="Times New Roman" w:cs="Times New Roman"/>
-        </w:rPr>
-        <w:t xml:space="preserve"> </w:t>
-      </w:r>
-      <w:r>
-        <w:rPr>
-          <w:rFonts w:ascii="Times New Roman" w:hAnsi="Times New Roman" w:cs="Times New Roman"/>
-        </w:rPr>
-        <w:t>developed</w:t>
-      </w:r>
-      <w:r>
-        <w:rPr>
-          <w:rFonts w:ascii="Times New Roman" w:hAnsi="Times New Roman" w:cs="Times New Roman"/>
-        </w:rPr>
-        <w:t xml:space="preserve"> the Home, and About Us page. Secondly, </w:t>
-      </w:r>
-      <w:proofErr w:type="spellStart"/>
-      <w:r>
-        <w:rPr>
-          <w:rFonts w:ascii="Times New Roman" w:hAnsi="Times New Roman" w:cs="Times New Roman"/>
-        </w:rPr>
-        <w:t>Kimsean</w:t>
-      </w:r>
-      <w:proofErr w:type="spellEnd"/>
-      <w:r>
-        <w:rPr>
-          <w:rFonts w:ascii="Times New Roman" w:hAnsi="Times New Roman" w:cs="Times New Roman"/>
-        </w:rPr>
-        <w:t xml:space="preserve"> did the </w:t>
-      </w:r>
-      <w:r>
-        <w:rPr>
-          <w:rFonts w:ascii="Times New Roman" w:hAnsi="Times New Roman" w:cs="Times New Roman"/>
-        </w:rPr>
-        <w:t>Game</w:t>
-      </w:r>
-      <w:r>
-        <w:rPr>
-          <w:rFonts w:ascii="Times New Roman" w:hAnsi="Times New Roman" w:cs="Times New Roman"/>
-        </w:rPr>
-        <w:t xml:space="preserve"> page. And lastly, </w:t>
-      </w:r>
-      <w:proofErr w:type="spellStart"/>
-      <w:r>
-        <w:rPr>
-          <w:rFonts w:ascii="Times New Roman" w:hAnsi="Times New Roman" w:cs="Times New Roman"/>
-        </w:rPr>
-        <w:t>Kimhong</w:t>
-      </w:r>
-      <w:proofErr w:type="spellEnd"/>
-      <w:r>
-        <w:rPr>
-          <w:rFonts w:ascii="Times New Roman" w:hAnsi="Times New Roman" w:cs="Times New Roman"/>
-        </w:rPr>
-        <w:t xml:space="preserve"> </w:t>
-      </w:r>
-      <w:r>
-        <w:rPr>
-          <w:rFonts w:ascii="Times New Roman" w:hAnsi="Times New Roman" w:cs="Times New Roman"/>
-        </w:rPr>
-        <w:t xml:space="preserve">made the Leaderboard and Add your own custom question page. </w:t>
-      </w:r>
-      <w:r>
-        <w:rPr>
-          <w:rFonts w:ascii="Times New Roman" w:hAnsi="Times New Roman" w:cs="Times New Roman"/>
-        </w:rPr>
-        <w:t>Everyone began with plain HTML an</w:t>
-      </w:r>
-      <w:r>
-        <w:rPr>
-          <w:rFonts w:ascii="Times New Roman" w:hAnsi="Times New Roman" w:cs="Times New Roman"/>
-        </w:rPr>
-        <w:t xml:space="preserve">d </w:t>
-      </w:r>
-      <w:r>
-        <w:rPr>
-          <w:rFonts w:ascii="Times New Roman" w:hAnsi="Times New Roman" w:cs="Times New Roman"/>
-        </w:rPr>
-        <w:t>CSS</w:t>
-      </w:r>
-      <w:r>
-        <w:rPr>
-          <w:rFonts w:ascii="Times New Roman" w:hAnsi="Times New Roman" w:cs="Times New Roman"/>
-        </w:rPr>
-        <w:t xml:space="preserve">. </w:t>
-      </w:r>
-      <w:r>
-        <w:rPr>
-          <w:rFonts w:ascii="Times New Roman" w:hAnsi="Times New Roman" w:cs="Times New Roman"/>
-        </w:rPr>
-        <w:t xml:space="preserve">Doing </w:t>
-      </w:r>
-      <w:r>
-        <w:rPr>
-          <w:rFonts w:ascii="Times New Roman" w:hAnsi="Times New Roman" w:cs="Times New Roman"/>
-        </w:rPr>
-        <w:t>this</w:t>
-      </w:r>
-      <w:r>
-        <w:rPr>
-          <w:rFonts w:ascii="Times New Roman" w:hAnsi="Times New Roman" w:cs="Times New Roman"/>
-        </w:rPr>
-        <w:t xml:space="preserve"> </w:t>
-      </w:r>
-      <w:r>
-        <w:rPr>
-          <w:rFonts w:ascii="Times New Roman" w:hAnsi="Times New Roman" w:cs="Times New Roman"/>
-        </w:rPr>
-        <w:t>gave</w:t>
-      </w:r>
-      <w:r>
-        <w:rPr>
-          <w:rFonts w:ascii="Times New Roman" w:hAnsi="Times New Roman" w:cs="Times New Roman"/>
-        </w:rPr>
-        <w:t xml:space="preserve"> them </w:t>
-      </w:r>
-      <w:r>
-        <w:rPr>
-          <w:rFonts w:ascii="Times New Roman" w:hAnsi="Times New Roman" w:cs="Times New Roman"/>
-        </w:rPr>
-        <w:t xml:space="preserve">the </w:t>
-      </w:r>
-      <w:r>
-        <w:rPr>
-          <w:rFonts w:ascii="Times New Roman" w:hAnsi="Times New Roman" w:cs="Times New Roman"/>
-        </w:rPr>
-        <w:t>materials</w:t>
-      </w:r>
-      <w:r>
-        <w:rPr>
-          <w:rFonts w:ascii="Times New Roman" w:hAnsi="Times New Roman" w:cs="Times New Roman"/>
-        </w:rPr>
-        <w:t xml:space="preserve"> </w:t>
-      </w:r>
-      <w:r>
-        <w:rPr>
-          <w:rFonts w:ascii="Times New Roman" w:hAnsi="Times New Roman" w:cs="Times New Roman"/>
-        </w:rPr>
-        <w:t xml:space="preserve">needed for </w:t>
-      </w:r>
-      <w:r>
-        <w:rPr>
-          <w:rFonts w:ascii="Times New Roman" w:hAnsi="Times New Roman" w:cs="Times New Roman"/>
-        </w:rPr>
-        <w:lastRenderedPageBreak/>
-        <w:t>the functionality</w:t>
-      </w:r>
-      <w:r>
-        <w:rPr>
-          <w:rFonts w:ascii="Times New Roman" w:hAnsi="Times New Roman" w:cs="Times New Roman"/>
-        </w:rPr>
-        <w:t xml:space="preserve"> of </w:t>
-      </w:r>
-      <w:r>
-        <w:rPr>
-          <w:rFonts w:ascii="Times New Roman" w:hAnsi="Times New Roman" w:cs="Times New Roman"/>
-        </w:rPr>
-        <w:t>each page</w:t>
-      </w:r>
-      <w:r>
-        <w:rPr>
-          <w:rFonts w:ascii="Times New Roman" w:hAnsi="Times New Roman" w:cs="Times New Roman"/>
-        </w:rPr>
-        <w:t xml:space="preserve">. After HTML and CSS, everyone made their own scripts using </w:t>
-      </w:r>
-      <w:proofErr w:type="spellStart"/>
-      <w:r>
-        <w:rPr>
-          <w:rFonts w:ascii="Times New Roman" w:hAnsi="Times New Roman" w:cs="Times New Roman"/>
-        </w:rPr>
-        <w:t>Javascript</w:t>
-      </w:r>
-      <w:proofErr w:type="spellEnd"/>
-      <w:r>
-        <w:rPr>
-          <w:rFonts w:ascii="Times New Roman" w:hAnsi="Times New Roman" w:cs="Times New Roman"/>
-        </w:rPr>
-        <w:t xml:space="preserve"> to bring the</w:t>
-      </w:r>
-      <w:r>
-        <w:rPr>
-          <w:rFonts w:ascii="Times New Roman" w:hAnsi="Times New Roman" w:cs="Times New Roman"/>
-        </w:rPr>
-        <w:t xml:space="preserve"> React Components to life. </w:t>
-      </w:r>
-      <w:proofErr w:type="spellStart"/>
-      <w:r>
-        <w:rPr>
-          <w:rFonts w:ascii="Times New Roman" w:hAnsi="Times New Roman" w:cs="Times New Roman"/>
-        </w:rPr>
-        <w:t>Morever</w:t>
-      </w:r>
-      <w:proofErr w:type="spellEnd"/>
-      <w:r>
-        <w:rPr>
-          <w:rFonts w:ascii="Times New Roman" w:hAnsi="Times New Roman" w:cs="Times New Roman"/>
-        </w:rPr>
-        <w:t xml:space="preserve">, </w:t>
-      </w:r>
-      <w:proofErr w:type="spellStart"/>
-      <w:r>
-        <w:rPr>
-          <w:rFonts w:ascii="Times New Roman" w:hAnsi="Times New Roman" w:cs="Times New Roman"/>
-        </w:rPr>
-        <w:t>Javascript</w:t>
-      </w:r>
-      <w:proofErr w:type="spellEnd"/>
-      <w:r>
-        <w:rPr>
-          <w:rFonts w:ascii="Times New Roman" w:hAnsi="Times New Roman" w:cs="Times New Roman"/>
-        </w:rPr>
-        <w:t xml:space="preserve"> was used to create Parent-Child components. </w:t>
-      </w:r>
-      <w:r>
-        <w:rPr>
-          <w:rFonts w:ascii="Times New Roman" w:hAnsi="Times New Roman" w:cs="Times New Roman"/>
-        </w:rPr>
-        <w:t xml:space="preserve">After that, </w:t>
-      </w:r>
-      <w:r>
-        <w:rPr>
-          <w:rFonts w:ascii="Times New Roman" w:hAnsi="Times New Roman" w:cs="Times New Roman"/>
-        </w:rPr>
-        <w:t>everyone</w:t>
-      </w:r>
-      <w:r>
-        <w:rPr>
-          <w:rFonts w:ascii="Times New Roman" w:hAnsi="Times New Roman" w:cs="Times New Roman"/>
-        </w:rPr>
-        <w:t xml:space="preserve"> implemented the core React tools such as </w:t>
-      </w:r>
-      <w:proofErr w:type="spellStart"/>
-      <w:r>
-        <w:rPr>
-          <w:rFonts w:ascii="Times New Roman" w:hAnsi="Times New Roman" w:cs="Times New Roman"/>
-        </w:rPr>
-        <w:t>useState</w:t>
-      </w:r>
-      <w:proofErr w:type="spellEnd"/>
-      <w:r>
-        <w:rPr>
-          <w:rFonts w:ascii="Times New Roman" w:hAnsi="Times New Roman" w:cs="Times New Roman"/>
-        </w:rPr>
-        <w:t xml:space="preserve">, </w:t>
-      </w:r>
-      <w:proofErr w:type="spellStart"/>
-      <w:r>
-        <w:rPr>
-          <w:rFonts w:ascii="Times New Roman" w:hAnsi="Times New Roman" w:cs="Times New Roman"/>
-        </w:rPr>
-        <w:t>useEffect</w:t>
-      </w:r>
-      <w:proofErr w:type="spellEnd"/>
-      <w:r>
-        <w:rPr>
-          <w:rFonts w:ascii="Times New Roman" w:hAnsi="Times New Roman" w:cs="Times New Roman"/>
-        </w:rPr>
-        <w:t xml:space="preserve">, </w:t>
-      </w:r>
-      <w:r>
-        <w:rPr>
-          <w:rFonts w:ascii="Times New Roman" w:hAnsi="Times New Roman" w:cs="Times New Roman"/>
-        </w:rPr>
-        <w:t>custom hooks, c</w:t>
-      </w:r>
-      <w:r>
-        <w:rPr>
-          <w:rFonts w:ascii="Times New Roman" w:hAnsi="Times New Roman" w:cs="Times New Roman"/>
-        </w:rPr>
-        <w:t xml:space="preserve">ontext </w:t>
-      </w:r>
-      <w:r>
-        <w:rPr>
-          <w:rFonts w:ascii="Times New Roman" w:hAnsi="Times New Roman" w:cs="Times New Roman"/>
-        </w:rPr>
-        <w:t>management</w:t>
-      </w:r>
-      <w:r>
-        <w:rPr>
-          <w:rFonts w:ascii="Times New Roman" w:hAnsi="Times New Roman" w:cs="Times New Roman"/>
-        </w:rPr>
-        <w:t xml:space="preserve">, </w:t>
-      </w:r>
-      <w:r>
-        <w:rPr>
-          <w:rFonts w:ascii="Times New Roman" w:hAnsi="Times New Roman" w:cs="Times New Roman"/>
-        </w:rPr>
-        <w:t>n</w:t>
-      </w:r>
-      <w:r>
-        <w:rPr>
-          <w:rFonts w:ascii="Times New Roman" w:hAnsi="Times New Roman" w:cs="Times New Roman"/>
-        </w:rPr>
-        <w:t xml:space="preserve">avigation, </w:t>
-      </w:r>
-      <w:r>
-        <w:rPr>
-          <w:rFonts w:ascii="Times New Roman" w:hAnsi="Times New Roman" w:cs="Times New Roman"/>
-        </w:rPr>
-        <w:t>and routers.</w:t>
-      </w:r>
-      <w:r>
-        <w:rPr>
-          <w:rFonts w:ascii="Times New Roman" w:hAnsi="Times New Roman" w:cs="Times New Roman"/>
-        </w:rPr>
-        <w:t xml:space="preserve"> Just to note, everyone used GitHub to control the version of their application as well as to collaborate with each other. </w:t>
-      </w:r>
-    </w:p>
-    <w:p>
-      <w:pPr>
-        <w:spacing w:line="480" w:lineRule="auto"/>
-        <w:jc w:val="center"/>
-        <w:rPr>
-          <w:rFonts w:ascii="Times New Roman" w:hAnsi="Times New Roman" w:cs="Times New Roman"/>
-          <w:b/>
-          <w:bCs/>
-        </w:rPr>
-      </w:pPr>
-      <w:r>
-        <w:rPr>
-          <w:rFonts w:ascii="Times New Roman" w:hAnsi="Times New Roman" w:cs="Times New Roman"/>
-          <w:b/>
-          <w:bCs/>
-        </w:rPr>
-        <w:t>Challenges Faced</w:t>
-      </w:r>
-    </w:p>
-    <w:p>
-      <w:pPr>
-        <w:spacing w:line="480" w:lineRule="auto"/>
-        <w:jc w:val="center"/>
-        <w:rPr>
-          <w:rFonts w:ascii="Times New Roman" w:hAnsi="Times New Roman" w:cs="Times New Roman"/>
-          <w:b/>
-          <w:bCs/>
-        </w:rPr>
-      </w:pPr>
-      <w:r>
-        <w:rPr>
-          <w:rFonts w:ascii="Times New Roman" w:hAnsi="Times New Roman" w:cs="Times New Roman"/>
-          <w:b/>
-          <w:bCs/>
-        </w:rPr>
-        <w:t xml:space="preserve">How React </w:t>
-      </w:r>
-      <w:r>
-        <w:rPr>
-          <w:rFonts w:ascii="Times New Roman" w:hAnsi="Times New Roman" w:cs="Times New Roman"/>
-          <w:b/>
-          <w:bCs/>
-        </w:rPr>
-        <w:t>was</w:t>
-      </w:r>
-      <w:r>
-        <w:rPr>
-          <w:rFonts w:ascii="Times New Roman" w:hAnsi="Times New Roman" w:cs="Times New Roman"/>
-          <w:b/>
-          <w:bCs/>
-        </w:rPr>
-        <w:t xml:space="preserve"> Used</w:t>
-      </w:r>
-    </w:p>
-    <w:p>
-      <w:pPr>
-        <w:spacing w:line="480" w:lineRule="auto"/>
-        <w:jc w:val="center"/>
-        <w:rPr>
-          <w:rFonts w:ascii="Times New Roman" w:hAnsi="Times New Roman" w:cs="Times New Roman"/>
-          <w:b/>
-          <w:bCs/>
-        </w:rPr>
-      </w:pPr>
-      <w:proofErr w:type="spellStart"/>
-      <w:r>
-        <w:rPr>
-          <w:rFonts w:ascii="Times New Roman" w:hAnsi="Times New Roman" w:cs="Times New Roman"/>
-          <w:b/>
-          <w:bCs/>
-        </w:rPr>
-        <w:t>Github</w:t>
-      </w:r>
-      <w:proofErr w:type="spellEnd"/>
-      <w:r>
-        <w:rPr>
-          <w:rFonts w:ascii="Times New Roman" w:hAnsi="Times New Roman" w:cs="Times New Roman"/>
-          <w:b/>
-          <w:bCs/>
-        </w:rPr>
-        <w:t xml:space="preserve"> and Live Server URL</w:t>
-      </w:r>
-    </w:p>
-    <w:p>
-      <w:pPr>
-        <w:spacing w:line="480" w:lineRule="auto"/>
-        <w:jc w:val="center"/>
-        <w:rPr>
-          <w:rFonts w:ascii="Times New Roman" w:hAnsi="Times New Roman" w:cs="Times New Roman"/>
-          <w:b/>
-          <w:bCs/>
-        </w:rPr>
-      </w:pPr>
-      <w:r>
-        <w:rPr>
-          <w:rFonts w:ascii="Times New Roman" w:hAnsi="Times New Roman" w:cs="Times New Roman"/>
-          <w:b/>
-          <w:bCs/>
-        </w:rPr>
-        <w:t>Conclusion</w:t>
-      </w:r>
+      <w:hyperlink r:id="rId6" w:history="1">
+        <w:r>
+          <w:rPr>
+            <w:rStyle w:val="Hyperlink"/>
+            <w:rFonts w:ascii="Times New Roman" w:hAnsi="Times New Roman" w:cs="Times New Roman"/>
+          </w:rPr>
+          <w:t>https://group-5-quiz-game-app.pages.dev/</w:t>
+        </w:r>
+      </w:hyperlink>
+      <w:bookmarkEnd w:id="0"/>
     </w:p>
     <w:sectPr>
-      <w:pgSz w:w="12240" w:h="15840"/>
+      <w:pgSz w:w="11907" w:h="16839"/>
       <w:pgMar w:top="1440" w:right="1440" w:bottom="1440" w:left="1440" w:header="720" w:footer="720" w:gutter="0"/>
       <w:cols w:space="720"/>
       <w:docGrid w:linePitch="360"/>
     </w:sectPr>
   </w:body>
 </w:document>
+</file>
+
+<file path=word/numbering.xml><?xml version="1.0" encoding="utf-8"?>
+<w:numbering xmlns:wpc="http://schemas.microsoft.com/office/word/2010/wordprocessingCanvas" xmlns:cx="http://schemas.microsoft.com/office/drawing/2014/chartex" xmlns:cx1="http://schemas.microsoft.com/office/drawing/2015/9/8/chartex" xmlns:cx2="http://schemas.microsoft.com/office/drawing/2015/10/21/chartex" xmlns:cx3="http://schemas.microsoft.com/office/drawing/2016/5/9/chartex" xmlns:cx4="http://schemas.microsoft.com/office/drawing/2016/5/10/chartex" xmlns:cx5="http://schemas.microsoft.com/office/drawing/2016/5/11/chartex" xmlns:cx6="http://schemas.microsoft.com/office/drawing/2016/5/12/chartex" xmlns:cx7="http://schemas.microsoft.com/office/drawing/2016/5/13/chartex" xmlns:cx8="http://schemas.microsoft.com/office/drawing/2016/5/14/chartex" xmlns:mc="http://schemas.openxmlformats.org/markup-compatibility/2006" xmlns:aink="http://schemas.microsoft.com/office/drawing/2016/ink" xmlns:am3d="http://schemas.microsoft.com/office/drawing/2017/model3d" xmlns:o="urn:schemas-microsoft-com:office:office" xmlns:oel="http://schemas.microsoft.com/office/2019/extlst" xmlns:r="http://schemas.openxmlformats.org/officeDocument/2006/relationships" xmlns:m="http://schemas.openxmlformats.org/officeDocument/2006/math" xmlns:v="urn:schemas-microsoft-com:vml" xmlns:wp14="http://schemas.microsoft.com/office/word/2010/wordprocessingDrawing" xmlns:wp="http://schemas.openxmlformats.org/drawingml/2006/wordprocessingDrawing" xmlns:w10="urn:schemas-microsoft-com:office:word" xmlns:w="http://schemas.openxmlformats.org/wordprocessingml/2006/main" xmlns:w14="http://schemas.microsoft.com/office/word/2010/wordml" xmlns:w15="http://schemas.microsoft.com/office/word/2012/wordml" xmlns:w16cex="http://schemas.microsoft.com/office/word/2018/wordml/cex" xmlns:w16cid="http://schemas.microsoft.com/office/word/2016/wordml/cid" xmlns:w16="http://schemas.microsoft.com/office/word/2018/wordml" xmlns:w16du="http://schemas.microsoft.com/office/word/2023/wordml/word16du" xmlns:w16sdtdh="http://schemas.microsoft.com/office/word/2020/wordml/sdtdatahash" xmlns:w16sdtfl="http://schemas.microsoft.com/office/word/2024/wordml/sdtformatlock" xmlns:w16se="http://schemas.microsoft.com/office/word/2015/wordml/symex" xmlns:wpg="http://schemas.microsoft.com/office/word/2010/wordprocessingGroup" xmlns:wpi="http://schemas.microsoft.com/office/word/2010/wordprocessingInk" xmlns:wne="http://schemas.microsoft.com/office/word/2006/wordml" xmlns:wps="http://schemas.microsoft.com/office/word/2010/wordprocessingShape" mc:Ignorable="w14 w15 w16se w16cid w16 w16cex w16sdtdh w16sdtfl w16du wp14"/>
 </file>
 
 <file path=word/styles.xml><?xml version="1.0" encoding="utf-8"?>
@@ -1653,6 +2533,7 @@
   <w:style w:type="character" w:default="1" w:styleId="DefaultParagraphFont">
     <w:name w:val="Default Paragraph Font"/>
     <w:uiPriority w:val="1"/>
+    <w:semiHidden/>
     <w:unhideWhenUsed/>
   </w:style>
   <w:style w:type="table" w:default="1" w:styleId="TableNormal">
@@ -1989,6 +2870,18 @@
     <w:rPr>
       <w:color w:val="605E5C"/>
       <w:shd w:val="clear" w:color="auto" w:fill="E1DFDD"/>
+    </w:rPr>
+  </w:style>
+  <w:style w:type="character" w:styleId="FollowedHyperlink">
+    <w:name w:val="FollowedHyperlink"/>
+    <w:basedOn w:val="DefaultParagraphFont"/>
+    <w:uiPriority w:val="99"/>
+    <w:semiHidden/>
+    <w:unhideWhenUsed/>
+    <w:rsid w:val="00CA0900"/>
+    <w:rPr>
+      <w:color w:val="96607D" w:themeColor="followedHyperlink"/>
+      <w:u w:val="single"/>
     </w:rPr>
   </w:style>
 </w:styles>
